--- a/app/static/templates/Teslim_Tutanagi_TASLAK.docx
+++ b/app/static/templates/Teslim_Tutanagi_TASLAK.docx
@@ -4,6 +4,7 @@
   <w:body>
     <w:p>
       <w:pPr>
+        <w:jc w:val="center"/>
         <w:rPr>
           <w:b/>
           <w:bCs/>
@@ -115,18 +116,18 @@
         <w:tblLook w:val="04A0" w:firstRow="1" w:lastRow="0" w:firstColumn="1" w:lastColumn="0" w:noHBand="0" w:noVBand="1"/>
       </w:tblPr>
       <w:tblGrid>
-        <w:gridCol w:w="1940"/>
-        <w:gridCol w:w="1993"/>
+        <w:gridCol w:w="2538"/>
+        <w:gridCol w:w="2775"/>
       </w:tblGrid>
       <w:tr>
         <w:trPr>
+          <w:trHeight w:val="470"/>
           <w:tblCellSpacing w:w="15" w:type="dxa"/>
         </w:trPr>
         <w:tc>
           <w:tcPr>
-            <w:tcW w:w="0" w:type="auto"/>
+            <w:tcW w:w="2493" w:type="dxa"/>
             <w:vAlign w:val="center"/>
-            <w:hideMark/>
           </w:tcPr>
           <w:p>
             <w:pPr>
@@ -135,20 +136,12 @@
                 <w:bCs/>
               </w:rPr>
             </w:pPr>
-            <w:r>
-              <w:rPr>
-                <w:b/>
-                <w:bCs/>
-              </w:rPr>
-              <w:t>Alan</w:t>
-            </w:r>
           </w:p>
         </w:tc>
         <w:tc>
           <w:tcPr>
-            <w:tcW w:w="0" w:type="auto"/>
+            <w:tcW w:w="2730" w:type="dxa"/>
             <w:vAlign w:val="center"/>
-            <w:hideMark/>
           </w:tcPr>
           <w:p>
             <w:pPr>
@@ -157,23 +150,23 @@
                 <w:bCs/>
               </w:rPr>
             </w:pPr>
-            <w:r>
-              <w:rPr>
-                <w:b/>
-                <w:bCs/>
-              </w:rPr>
-              <w:t>Detay</w:t>
-            </w:r>
           </w:p>
         </w:tc>
       </w:tr>
       <w:tr>
         <w:trPr>
+          <w:trHeight w:val="479"/>
           <w:tblCellSpacing w:w="15" w:type="dxa"/>
         </w:trPr>
         <w:tc>
           <w:tcPr>
-            <w:tcW w:w="0" w:type="auto"/>
+            <w:tcW w:w="2493" w:type="dxa"/>
+            <w:tcBorders>
+              <w:top w:val="single" w:sz="4" w:space="0" w:color="auto"/>
+              <w:left w:val="single" w:sz="4" w:space="0" w:color="auto"/>
+              <w:bottom w:val="single" w:sz="4" w:space="0" w:color="auto"/>
+              <w:right w:val="single" w:sz="4" w:space="0" w:color="auto"/>
+            </w:tcBorders>
             <w:vAlign w:val="center"/>
             <w:hideMark/>
           </w:tcPr>
@@ -198,7 +191,13 @@
         </w:tc>
         <w:tc>
           <w:tcPr>
-            <w:tcW w:w="0" w:type="auto"/>
+            <w:tcW w:w="2730" w:type="dxa"/>
+            <w:tcBorders>
+              <w:top w:val="single" w:sz="4" w:space="0" w:color="auto"/>
+              <w:left w:val="single" w:sz="4" w:space="0" w:color="auto"/>
+              <w:bottom w:val="single" w:sz="4" w:space="0" w:color="auto"/>
+              <w:right w:val="single" w:sz="4" w:space="0" w:color="auto"/>
+            </w:tcBorders>
             <w:vAlign w:val="center"/>
             <w:hideMark/>
           </w:tcPr>
@@ -224,11 +223,18 @@
       </w:tr>
       <w:tr>
         <w:trPr>
+          <w:trHeight w:val="479"/>
           <w:tblCellSpacing w:w="15" w:type="dxa"/>
         </w:trPr>
         <w:tc>
           <w:tcPr>
-            <w:tcW w:w="0" w:type="auto"/>
+            <w:tcW w:w="2493" w:type="dxa"/>
+            <w:tcBorders>
+              <w:top w:val="single" w:sz="4" w:space="0" w:color="auto"/>
+              <w:left w:val="single" w:sz="4" w:space="0" w:color="auto"/>
+              <w:bottom w:val="single" w:sz="4" w:space="0" w:color="auto"/>
+              <w:right w:val="single" w:sz="4" w:space="0" w:color="auto"/>
+            </w:tcBorders>
             <w:vAlign w:val="center"/>
             <w:hideMark/>
           </w:tcPr>
@@ -244,7 +250,13 @@
         </w:tc>
         <w:tc>
           <w:tcPr>
-            <w:tcW w:w="0" w:type="auto"/>
+            <w:tcW w:w="2730" w:type="dxa"/>
+            <w:tcBorders>
+              <w:top w:val="single" w:sz="4" w:space="0" w:color="auto"/>
+              <w:left w:val="single" w:sz="4" w:space="0" w:color="auto"/>
+              <w:bottom w:val="single" w:sz="4" w:space="0" w:color="auto"/>
+              <w:right w:val="single" w:sz="4" w:space="0" w:color="auto"/>
+            </w:tcBorders>
             <w:vAlign w:val="center"/>
             <w:hideMark/>
           </w:tcPr>
@@ -270,11 +282,18 @@
       </w:tr>
       <w:tr>
         <w:trPr>
+          <w:trHeight w:val="1131"/>
           <w:tblCellSpacing w:w="15" w:type="dxa"/>
         </w:trPr>
         <w:tc>
           <w:tcPr>
-            <w:tcW w:w="0" w:type="auto"/>
+            <w:tcW w:w="2493" w:type="dxa"/>
+            <w:tcBorders>
+              <w:top w:val="single" w:sz="4" w:space="0" w:color="auto"/>
+              <w:left w:val="single" w:sz="4" w:space="0" w:color="auto"/>
+              <w:bottom w:val="single" w:sz="4" w:space="0" w:color="auto"/>
+              <w:right w:val="single" w:sz="4" w:space="0" w:color="auto"/>
+            </w:tcBorders>
             <w:vAlign w:val="center"/>
             <w:hideMark/>
           </w:tcPr>
@@ -290,25 +309,54 @@
         </w:tc>
         <w:tc>
           <w:tcPr>
-            <w:tcW w:w="0" w:type="auto"/>
+            <w:tcW w:w="2730" w:type="dxa"/>
+            <w:tcBorders>
+              <w:top w:val="single" w:sz="4" w:space="0" w:color="auto"/>
+              <w:left w:val="single" w:sz="4" w:space="0" w:color="auto"/>
+              <w:bottom w:val="single" w:sz="4" w:space="0" w:color="auto"/>
+              <w:right w:val="single" w:sz="4" w:space="0" w:color="auto"/>
+            </w:tcBorders>
             <w:vAlign w:val="center"/>
             <w:hideMark/>
           </w:tcPr>
           <w:p>
             <w:proofErr w:type="gramStart"/>
             <w:r>
+              <w:rPr>
+                <w:bCs/>
+                <w:szCs w:val="32"/>
+              </w:rPr>
               <w:t xml:space="preserve">{{ </w:t>
             </w:r>
             <w:proofErr w:type="spellStart"/>
             <w:r>
-              <w:t>musteri</w:t>
+              <w:rPr>
+                <w:bCs/>
+                <w:szCs w:val="32"/>
+              </w:rPr>
+              <w:t>m</w:t>
+            </w:r>
+            <w:r>
+              <w:rPr>
+                <w:bCs/>
+                <w:szCs w:val="32"/>
+              </w:rPr>
+              <w:t>akine</w:t>
             </w:r>
             <w:proofErr w:type="gramEnd"/>
             <w:r>
-              <w:t>_adres</w:t>
+              <w:rPr>
+                <w:bCs/>
+                <w:szCs w:val="32"/>
+              </w:rPr>
+              <w:t>_kullanim_yeri</w:t>
             </w:r>
             <w:proofErr w:type="spellEnd"/>
             <w:r>
+              <w:rPr>
+                <w:bCs/>
+                <w:szCs w:val="32"/>
+              </w:rPr>
               <w:t xml:space="preserve"> }}</w:t>
             </w:r>
           </w:p>
@@ -337,6 +385,1087 @@
           <w:iCs/>
         </w:rPr>
         <w:t>Aşağıdaki listede dökümü yapılan iş makineleri, tüm kontrolleri yapılmış, çalışır ve eksiksiz vaziyette kiracıya teslim edilmiştir.</w:t>
+      </w:r>
+    </w:p>
+    <w:tbl>
+      <w:tblPr>
+        <w:tblW w:w="9888" w:type="dxa"/>
+        <w:tblBorders>
+          <w:top w:val="single" w:sz="4" w:space="0" w:color="auto"/>
+          <w:left w:val="single" w:sz="4" w:space="0" w:color="auto"/>
+          <w:bottom w:val="single" w:sz="4" w:space="0" w:color="auto"/>
+          <w:right w:val="single" w:sz="4" w:space="0" w:color="auto"/>
+          <w:insideH w:val="single" w:sz="4" w:space="0" w:color="auto"/>
+          <w:insideV w:val="single" w:sz="4" w:space="0" w:color="auto"/>
+        </w:tblBorders>
+        <w:tblCellMar>
+          <w:top w:w="15" w:type="dxa"/>
+          <w:left w:w="15" w:type="dxa"/>
+          <w:bottom w:w="15" w:type="dxa"/>
+          <w:right w:w="15" w:type="dxa"/>
+        </w:tblCellMar>
+        <w:tblLook w:val="04A0" w:firstRow="1" w:lastRow="0" w:firstColumn="1" w:lastColumn="0" w:noHBand="0" w:noVBand="1"/>
+      </w:tblPr>
+      <w:tblGrid>
+        <w:gridCol w:w="2941"/>
+        <w:gridCol w:w="1986"/>
+        <w:gridCol w:w="4961"/>
+      </w:tblGrid>
+      <w:tr>
+        <w:trPr>
+          <w:trHeight w:val="370"/>
+        </w:trPr>
+        <w:tc>
+          <w:tcPr>
+            <w:tcW w:w="0" w:type="auto"/>
+            <w:vAlign w:val="bottom"/>
+            <w:hideMark/>
+          </w:tcPr>
+          <w:p>
+            <w:pPr>
+              <w:jc w:val="center"/>
+              <w:rPr>
+                <w:b/>
+                <w:bCs/>
+              </w:rPr>
+            </w:pPr>
+            <w:r>
+              <w:rPr>
+                <w:b/>
+                <w:bCs/>
+              </w:rPr>
+              <w:t>Ekipman / Makine Tanımı</w:t>
+            </w:r>
+          </w:p>
+        </w:tc>
+        <w:tc>
+          <w:tcPr>
+            <w:tcW w:w="1986" w:type="dxa"/>
+            <w:vAlign w:val="bottom"/>
+            <w:hideMark/>
+          </w:tcPr>
+          <w:p>
+            <w:pPr>
+              <w:jc w:val="center"/>
+              <w:rPr>
+                <w:b/>
+                <w:bCs/>
+              </w:rPr>
+            </w:pPr>
+            <w:r>
+              <w:rPr>
+                <w:b/>
+                <w:bCs/>
+              </w:rPr>
+              <w:t>Seri No</w:t>
+            </w:r>
+          </w:p>
+        </w:tc>
+        <w:tc>
+          <w:tcPr>
+            <w:tcW w:w="4961" w:type="dxa"/>
+            <w:vAlign w:val="bottom"/>
+            <w:hideMark/>
+          </w:tcPr>
+          <w:p>
+            <w:pPr>
+              <w:jc w:val="center"/>
+              <w:rPr>
+                <w:b/>
+                <w:bCs/>
+              </w:rPr>
+            </w:pPr>
+            <w:r>
+              <w:rPr>
+                <w:b/>
+                <w:bCs/>
+              </w:rPr>
+              <w:t>Teslim Tarihi</w:t>
+            </w:r>
+          </w:p>
+        </w:tc>
+      </w:tr>
+      <w:tr>
+        <w:trPr>
+          <w:trHeight w:val="749"/>
+        </w:trPr>
+        <w:tc>
+          <w:tcPr>
+            <w:tcW w:w="0" w:type="auto"/>
+            <w:tcBorders>
+              <w:bottom w:val="single" w:sz="4" w:space="0" w:color="auto"/>
+            </w:tcBorders>
+            <w:vAlign w:val="bottom"/>
+            <w:hideMark/>
+          </w:tcPr>
+          <w:p>
+            <w:pPr>
+              <w:jc w:val="center"/>
+            </w:pPr>
+            <w:r>
+              <w:t xml:space="preserve">{% </w:t>
+            </w:r>
+            <w:proofErr w:type="spellStart"/>
+            <w:r>
+              <w:t>for</w:t>
+            </w:r>
+            <w:proofErr w:type="spellEnd"/>
+            <w:r>
+              <w:t xml:space="preserve"> k in kalemler %}</w:t>
+            </w:r>
+          </w:p>
+          <w:p>
+            <w:pPr>
+              <w:jc w:val="center"/>
+            </w:pPr>
+            <w:proofErr w:type="gramStart"/>
+            <w:r>
+              <w:t xml:space="preserve">{{ </w:t>
+            </w:r>
+            <w:proofErr w:type="spellStart"/>
+            <w:r>
+              <w:t>k</w:t>
+            </w:r>
+            <w:proofErr w:type="gramEnd"/>
+            <w:r>
+              <w:t>.</w:t>
+            </w:r>
+            <w:r>
+              <w:t>ekipman</w:t>
+            </w:r>
+            <w:proofErr w:type="spellEnd"/>
+            <w:r>
+              <w:t xml:space="preserve"> </w:t>
+            </w:r>
+            <w:r>
+              <w:rPr>
+                <w:sz w:val="20"/>
+                <w:szCs w:val="20"/>
+              </w:rPr>
+              <w:t>}}</w:t>
+            </w:r>
+          </w:p>
+        </w:tc>
+        <w:tc>
+          <w:tcPr>
+            <w:tcW w:w="1986" w:type="dxa"/>
+            <w:tcBorders>
+              <w:bottom w:val="single" w:sz="4" w:space="0" w:color="auto"/>
+            </w:tcBorders>
+            <w:vAlign w:val="bottom"/>
+            <w:hideMark/>
+          </w:tcPr>
+          <w:p>
+            <w:pPr>
+              <w:jc w:val="center"/>
+            </w:pPr>
+            <w:proofErr w:type="gramStart"/>
+            <w:r>
+              <w:t xml:space="preserve">{{ </w:t>
+            </w:r>
+            <w:proofErr w:type="spellStart"/>
+            <w:r>
+              <w:t>k</w:t>
+            </w:r>
+            <w:proofErr w:type="gramEnd"/>
+            <w:r>
+              <w:t>.seri_no</w:t>
+            </w:r>
+            <w:proofErr w:type="spellEnd"/>
+            <w:r>
+              <w:t xml:space="preserve"> }}</w:t>
+            </w:r>
+          </w:p>
+        </w:tc>
+        <w:tc>
+          <w:tcPr>
+            <w:tcW w:w="4961" w:type="dxa"/>
+            <w:tcBorders>
+              <w:bottom w:val="single" w:sz="4" w:space="0" w:color="auto"/>
+            </w:tcBorders>
+            <w:vAlign w:val="bottom"/>
+            <w:hideMark/>
+          </w:tcPr>
+          <w:p>
+            <w:pPr>
+              <w:jc w:val="center"/>
+            </w:pPr>
+            <w:proofErr w:type="gramStart"/>
+            <w:r>
+              <w:t xml:space="preserve">{{ </w:t>
+            </w:r>
+            <w:proofErr w:type="spellStart"/>
+            <w:r>
+              <w:t>k</w:t>
+            </w:r>
+            <w:proofErr w:type="gramEnd"/>
+            <w:r>
+              <w:t>.teslim_tarihi</w:t>
+            </w:r>
+            <w:proofErr w:type="spellEnd"/>
+            <w:r>
+              <w:t xml:space="preserve"> }}</w:t>
+            </w:r>
+          </w:p>
+        </w:tc>
+      </w:tr>
+      <w:tr>
+        <w:trPr>
+          <w:trHeight w:val="749"/>
+        </w:trPr>
+        <w:tc>
+          <w:tcPr>
+            <w:tcW w:w="0" w:type="auto"/>
+            <w:tcBorders>
+              <w:left w:val="nil"/>
+              <w:bottom w:val="nil"/>
+              <w:right w:val="nil"/>
+            </w:tcBorders>
+            <w:vAlign w:val="bottom"/>
+          </w:tcPr>
+          <w:p>
+            <w:pPr>
+              <w:rPr>
+                <w:b/>
+                <w:bCs/>
+              </w:rPr>
+            </w:pPr>
+            <w:r>
+              <w:t xml:space="preserve">{% </w:t>
+            </w:r>
+            <w:proofErr w:type="spellStart"/>
+            <w:r>
+              <w:t>endfor</w:t>
+            </w:r>
+            <w:proofErr w:type="spellEnd"/>
+            <w:r>
+              <w:t xml:space="preserve"> %}</w:t>
+            </w:r>
+          </w:p>
+          <w:p>
+            <w:pPr>
+              <w:jc w:val="center"/>
+            </w:pPr>
+          </w:p>
+        </w:tc>
+        <w:tc>
+          <w:tcPr>
+            <w:tcW w:w="1986" w:type="dxa"/>
+            <w:tcBorders>
+              <w:left w:val="nil"/>
+              <w:bottom w:val="nil"/>
+              <w:right w:val="nil"/>
+            </w:tcBorders>
+            <w:vAlign w:val="bottom"/>
+          </w:tcPr>
+          <w:p>
+            <w:pPr>
+              <w:jc w:val="center"/>
+            </w:pPr>
+          </w:p>
+        </w:tc>
+        <w:tc>
+          <w:tcPr>
+            <w:tcW w:w="4961" w:type="dxa"/>
+            <w:tcBorders>
+              <w:left w:val="nil"/>
+              <w:bottom w:val="nil"/>
+              <w:right w:val="nil"/>
+            </w:tcBorders>
+            <w:vAlign w:val="bottom"/>
+          </w:tcPr>
+          <w:p>
+            <w:pPr>
+              <w:jc w:val="center"/>
+            </w:pPr>
+          </w:p>
+        </w:tc>
+      </w:tr>
+    </w:tbl>
+    <w:p>
+      <w:pPr>
+        <w:rPr>
+          <w:b/>
+          <w:bCs/>
+        </w:rPr>
+      </w:pPr>
+      <w:r>
+        <w:rPr>
+          <w:b/>
+          <w:bCs/>
+        </w:rPr>
+        <w:t>3. TESLİM ŞARTLARI VE TAAHHÜT</w:t>
+      </w:r>
+    </w:p>
+    <w:p>
+      <w:pPr>
+        <w:numPr>
+          <w:ilvl w:val="0"/>
+          <w:numId w:val="2"/>
+        </w:numPr>
+      </w:pPr>
+      <w:r>
+        <w:rPr>
+          <w:b/>
+          <w:bCs/>
+        </w:rPr>
+        <w:t>Teslimat Durumu:</w:t>
+      </w:r>
+      <w:r>
+        <w:t xml:space="preserve"> Kiracı, yukarıda belirtilen ekipmanları fiziksel olarak sağlam ve iş güvenliği kurallarına uygun vaziyette teslim almıştır.</w:t>
+      </w:r>
+    </w:p>
+    <w:p>
+      <w:pPr>
+        <w:numPr>
+          <w:ilvl w:val="0"/>
+          <w:numId w:val="2"/>
+        </w:numPr>
+      </w:pPr>
+      <w:r>
+        <w:rPr>
+          <w:b/>
+          <w:bCs/>
+        </w:rPr>
+        <w:t>Sorumluluk:</w:t>
+      </w:r>
+      <w:r>
+        <w:t xml:space="preserve"> Teslim anından itibaren ekipmanların muhafazası, doğru kullanımı ve günlük kontrolleri kiracı sorumluluğundadır.</w:t>
+      </w:r>
+      <w:r>
+        <w:t xml:space="preserve"> Ekipmanları kullanırken tüm iş güvenlik tedbirleri teslim alan sorumluluğundadır. Kullanım sırasında 3.şahıslara gelebilecek maddi manevi hasarların tazmini teslim alana aittir</w:t>
+      </w:r>
+    </w:p>
+    <w:p>
+      <w:pPr>
+        <w:numPr>
+          <w:ilvl w:val="0"/>
+          <w:numId w:val="2"/>
+        </w:numPr>
+      </w:pPr>
+      <w:r>
+        <w:rPr>
+          <w:b/>
+          <w:bCs/>
+          <w:noProof/>
+        </w:rPr>
+        <mc:AlternateContent>
+          <mc:Choice Requires="wps">
+            <w:drawing>
+              <wp:anchor distT="45720" distB="45720" distL="114300" distR="114300" simplePos="0" relativeHeight="251661312" behindDoc="1" locked="0" layoutInCell="1" allowOverlap="1" wp14:anchorId="04E2C173" wp14:editId="683A58FF">
+                <wp:simplePos x="0" y="0"/>
+                <wp:positionH relativeFrom="column">
+                  <wp:posOffset>3738880</wp:posOffset>
+                </wp:positionH>
+                <wp:positionV relativeFrom="paragraph">
+                  <wp:posOffset>526415</wp:posOffset>
+                </wp:positionV>
+                <wp:extent cx="2463800" cy="1404620"/>
+                <wp:effectExtent l="0" t="0" r="0" b="0"/>
+                <wp:wrapNone/>
+                <wp:docPr id="1252551933" name="Metin Kutusu 2"/>
+                <wp:cNvGraphicFramePr>
+                  <a:graphicFrameLocks xmlns:a="http://schemas.openxmlformats.org/drawingml/2006/main"/>
+                </wp:cNvGraphicFramePr>
+                <a:graphic xmlns:a="http://schemas.openxmlformats.org/drawingml/2006/main">
+                  <a:graphicData uri="http://schemas.microsoft.com/office/word/2010/wordprocessingShape">
+                    <wps:wsp>
+                      <wps:cNvSpPr txBox="1">
+                        <a:spLocks noChangeArrowheads="1"/>
+                      </wps:cNvSpPr>
+                      <wps:spPr bwMode="auto">
+                        <a:xfrm>
+                          <a:off x="0" y="0"/>
+                          <a:ext cx="2463800" cy="1404620"/>
+                        </a:xfrm>
+                        <a:prstGeom prst="rect">
+                          <a:avLst/>
+                        </a:prstGeom>
+                        <a:solidFill>
+                          <a:srgbClr val="FFFFFF"/>
+                        </a:solidFill>
+                        <a:ln w="9525">
+                          <a:noFill/>
+                          <a:miter lim="800000"/>
+                          <a:headEnd/>
+                          <a:tailEnd/>
+                        </a:ln>
+                      </wps:spPr>
+                      <wps:txbx>
+                        <w:txbxContent>
+                          <w:p/>
+                          <w:tbl>
+                            <w:tblPr>
+                              <w:tblW w:w="0" w:type="auto"/>
+                              <w:tblCellSpacing w:w="15" w:type="dxa"/>
+                              <w:tblCellMar>
+                                <w:top w:w="15" w:type="dxa"/>
+                                <w:left w:w="15" w:type="dxa"/>
+                                <w:bottom w:w="15" w:type="dxa"/>
+                                <w:right w:w="15" w:type="dxa"/>
+                              </w:tblCellMar>
+                              <w:tblLook w:val="04A0" w:firstRow="1" w:lastRow="0" w:firstColumn="1" w:lastColumn="0" w:noHBand="0" w:noVBand="1"/>
+                            </w:tblPr>
+                            <w:tblGrid>
+                              <w:gridCol w:w="3496"/>
+                            </w:tblGrid>
+                            <w:tr>
+                              <w:trPr>
+                                <w:tblCellSpacing w:w="15" w:type="dxa"/>
+                              </w:trPr>
+                              <w:tc>
+                                <w:tcPr>
+                                  <w:tcW w:w="0" w:type="auto"/>
+                                  <w:vAlign w:val="center"/>
+                                  <w:hideMark/>
+                                </w:tcPr>
+                                <w:p>
+                                  <w:pPr>
+                                    <w:rPr>
+                                      <w:b/>
+                                      <w:bCs/>
+                                    </w:rPr>
+                                  </w:pPr>
+                                  <w:r>
+                                    <w:rPr>
+                                      <w:b/>
+                                      <w:bCs/>
+                                    </w:rPr>
+                                    <w:t xml:space="preserve">TESLİM </w:t>
+                                  </w:r>
+                                  <w:r>
+                                    <w:rPr>
+                                      <w:b/>
+                                      <w:bCs/>
+                                    </w:rPr>
+                                    <w:t>ALAN</w:t>
+                                  </w:r>
+                                  <w:r>
+                                    <w:rPr>
+                                      <w:b/>
+                                      <w:bCs/>
+                                    </w:rPr>
+                                    <w:t xml:space="preserve"> </w:t>
+                                  </w:r>
+                                  <w:proofErr w:type="gramStart"/>
+                                  <w:r>
+                                    <w:t xml:space="preserve">{{ </w:t>
+                                  </w:r>
+                                  <w:proofErr w:type="spellStart"/>
+                                  <w:r>
+                                    <w:t>musteri</w:t>
+                                  </w:r>
+                                  <w:proofErr w:type="gramEnd"/>
+                                  <w:r>
+                                    <w:t>_unvan</w:t>
+                                  </w:r>
+                                  <w:proofErr w:type="spellEnd"/>
+                                  <w:r>
+                                    <w:t xml:space="preserve"> }}</w:t>
+                                  </w:r>
+                                </w:p>
+                              </w:tc>
+                            </w:tr>
+                            <w:tr>
+                              <w:trPr>
+                                <w:tblCellSpacing w:w="15" w:type="dxa"/>
+                              </w:trPr>
+                              <w:tc>
+                                <w:tcPr>
+                                  <w:tcW w:w="0" w:type="auto"/>
+                                  <w:vAlign w:val="center"/>
+                                  <w:hideMark/>
+                                </w:tcPr>
+                                <w:p>
+                                  <w:r>
+                                    <w:t>İmza / Kaşe</w:t>
+                                  </w:r>
+                                </w:p>
+                              </w:tc>
+                            </w:tr>
+                            <w:tr>
+                              <w:trPr>
+                                <w:tblCellSpacing w:w="15" w:type="dxa"/>
+                              </w:trPr>
+                              <w:tc>
+                                <w:tcPr>
+                                  <w:tcW w:w="0" w:type="auto"/>
+                                  <w:vAlign w:val="center"/>
+                                  <w:hideMark/>
+                                </w:tcPr>
+                                <w:p/>
+                              </w:tc>
+                            </w:tr>
+                            <w:tr>
+                              <w:trPr>
+                                <w:tblCellSpacing w:w="15" w:type="dxa"/>
+                              </w:trPr>
+                              <w:tc>
+                                <w:tcPr>
+                                  <w:tcW w:w="0" w:type="auto"/>
+                                  <w:vAlign w:val="center"/>
+                                  <w:hideMark/>
+                                </w:tcPr>
+                                <w:p>
+                                  <w:r>
+                                    <w:rPr>
+                                      <w:b/>
+                                      <w:bCs/>
+                                    </w:rPr>
+                                    <w:t>İsim:</w:t>
+                                  </w:r>
+                                </w:p>
+                              </w:tc>
+                            </w:tr>
+                            <w:tr>
+                              <w:trPr>
+                                <w:tblCellSpacing w:w="15" w:type="dxa"/>
+                              </w:trPr>
+                              <w:tc>
+                                <w:tcPr>
+                                  <w:tcW w:w="0" w:type="auto"/>
+                                  <w:vAlign w:val="center"/>
+                                  <w:hideMark/>
+                                </w:tcPr>
+                                <w:p>
+                                  <w:r>
+                                    <w:rPr>
+                                      <w:b/>
+                                      <w:bCs/>
+                                    </w:rPr>
+                                    <w:t>Tarih:</w:t>
+                                  </w:r>
+                                </w:p>
+                              </w:tc>
+                            </w:tr>
+                          </w:tbl>
+                          <w:p/>
+                        </w:txbxContent>
+                      </wps:txbx>
+                      <wps:bodyPr rot="0" vert="horz" wrap="square" lIns="91440" tIns="45720" rIns="91440" bIns="45720" anchor="t" anchorCtr="0">
+                        <a:spAutoFit/>
+                      </wps:bodyPr>
+                    </wps:wsp>
+                  </a:graphicData>
+                </a:graphic>
+                <wp14:sizeRelH relativeFrom="margin">
+                  <wp14:pctWidth>0</wp14:pctWidth>
+                </wp14:sizeRelH>
+                <wp14:sizeRelV relativeFrom="margin">
+                  <wp14:pctHeight>0</wp14:pctHeight>
+                </wp14:sizeRelV>
+              </wp:anchor>
+            </w:drawing>
+          </mc:Choice>
+          <mc:Fallback>
+            <w:pict>
+              <v:shapetype w14:anchorId="04E2C173" id="_x0000_t202" coordsize="21600,21600" o:spt="202" path="m,l,21600r21600,l21600,xe">
+                <v:stroke joinstyle="miter"/>
+                <v:path gradientshapeok="t" o:connecttype="rect"/>
+              </v:shapetype>
+              <v:shape id="Metin Kutusu 2" o:spid="_x0000_s1026" type="#_x0000_t202" style="position:absolute;left:0;text-align:left;margin-left:294.4pt;margin-top:41.45pt;width:194pt;height:110.6pt;z-index:-251655168;visibility:visible;mso-wrap-style:square;mso-width-percent:0;mso-height-percent:0;mso-wrap-distance-left:9pt;mso-wrap-distance-top:3.6pt;mso-wrap-distance-right:9pt;mso-wrap-distance-bottom:3.6pt;mso-position-horizontal:absolute;mso-position-horizontal-relative:text;mso-position-vertical:absolute;mso-position-vertical-relative:text;mso-width-percent:0;mso-height-percent:0;mso-width-relative:margin;mso-height-relative:margin;v-text-anchor:top" o:gfxdata="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" stroked="f">
+                <v:textbox style="mso-fit-shape-to-text:t">
+                  <w:txbxContent>
+                    <w:p/>
+                    <w:tbl>
+                      <w:tblPr>
+                        <w:tblW w:w="0" w:type="auto"/>
+                        <w:tblCellSpacing w:w="15" w:type="dxa"/>
+                        <w:tblCellMar>
+                          <w:top w:w="15" w:type="dxa"/>
+                          <w:left w:w="15" w:type="dxa"/>
+                          <w:bottom w:w="15" w:type="dxa"/>
+                          <w:right w:w="15" w:type="dxa"/>
+                        </w:tblCellMar>
+                        <w:tblLook w:val="04A0" w:firstRow="1" w:lastRow="0" w:firstColumn="1" w:lastColumn="0" w:noHBand="0" w:noVBand="1"/>
+                      </w:tblPr>
+                      <w:tblGrid>
+                        <w:gridCol w:w="3496"/>
+                      </w:tblGrid>
+                      <w:tr>
+                        <w:trPr>
+                          <w:tblCellSpacing w:w="15" w:type="dxa"/>
+                        </w:trPr>
+                        <w:tc>
+                          <w:tcPr>
+                            <w:tcW w:w="0" w:type="auto"/>
+                            <w:vAlign w:val="center"/>
+                            <w:hideMark/>
+                          </w:tcPr>
+                          <w:p>
+                            <w:pPr>
+                              <w:rPr>
+                                <w:b/>
+                                <w:bCs/>
+                              </w:rPr>
+                            </w:pPr>
+                            <w:r>
+                              <w:rPr>
+                                <w:b/>
+                                <w:bCs/>
+                              </w:rPr>
+                              <w:t xml:space="preserve">TESLİM </w:t>
+                            </w:r>
+                            <w:r>
+                              <w:rPr>
+                                <w:b/>
+                                <w:bCs/>
+                              </w:rPr>
+                              <w:t>ALAN</w:t>
+                            </w:r>
+                            <w:r>
+                              <w:rPr>
+                                <w:b/>
+                                <w:bCs/>
+                              </w:rPr>
+                              <w:t xml:space="preserve"> </w:t>
+                            </w:r>
+                            <w:proofErr w:type="gramStart"/>
+                            <w:r>
+                              <w:t xml:space="preserve">{{ </w:t>
+                            </w:r>
+                            <w:proofErr w:type="spellStart"/>
+                            <w:r>
+                              <w:t>musteri</w:t>
+                            </w:r>
+                            <w:proofErr w:type="gramEnd"/>
+                            <w:r>
+                              <w:t>_unvan</w:t>
+                            </w:r>
+                            <w:proofErr w:type="spellEnd"/>
+                            <w:r>
+                              <w:t xml:space="preserve"> }}</w:t>
+                            </w:r>
+                          </w:p>
+                        </w:tc>
+                      </w:tr>
+                      <w:tr>
+                        <w:trPr>
+                          <w:tblCellSpacing w:w="15" w:type="dxa"/>
+                        </w:trPr>
+                        <w:tc>
+                          <w:tcPr>
+                            <w:tcW w:w="0" w:type="auto"/>
+                            <w:vAlign w:val="center"/>
+                            <w:hideMark/>
+                          </w:tcPr>
+                          <w:p>
+                            <w:r>
+                              <w:t>İmza / Kaşe</w:t>
+                            </w:r>
+                          </w:p>
+                        </w:tc>
+                      </w:tr>
+                      <w:tr>
+                        <w:trPr>
+                          <w:tblCellSpacing w:w="15" w:type="dxa"/>
+                        </w:trPr>
+                        <w:tc>
+                          <w:tcPr>
+                            <w:tcW w:w="0" w:type="auto"/>
+                            <w:vAlign w:val="center"/>
+                            <w:hideMark/>
+                          </w:tcPr>
+                          <w:p/>
+                        </w:tc>
+                      </w:tr>
+                      <w:tr>
+                        <w:trPr>
+                          <w:tblCellSpacing w:w="15" w:type="dxa"/>
+                        </w:trPr>
+                        <w:tc>
+                          <w:tcPr>
+                            <w:tcW w:w="0" w:type="auto"/>
+                            <w:vAlign w:val="center"/>
+                            <w:hideMark/>
+                          </w:tcPr>
+                          <w:p>
+                            <w:r>
+                              <w:rPr>
+                                <w:b/>
+                                <w:bCs/>
+                              </w:rPr>
+                              <w:t>İsim:</w:t>
+                            </w:r>
+                          </w:p>
+                        </w:tc>
+                      </w:tr>
+                      <w:tr>
+                        <w:trPr>
+                          <w:tblCellSpacing w:w="15" w:type="dxa"/>
+                        </w:trPr>
+                        <w:tc>
+                          <w:tcPr>
+                            <w:tcW w:w="0" w:type="auto"/>
+                            <w:vAlign w:val="center"/>
+                            <w:hideMark/>
+                          </w:tcPr>
+                          <w:p>
+                            <w:r>
+                              <w:rPr>
+                                <w:b/>
+                                <w:bCs/>
+                              </w:rPr>
+                              <w:t>Tarih:</w:t>
+                            </w:r>
+                          </w:p>
+                        </w:tc>
+                      </w:tr>
+                    </w:tbl>
+                    <w:p/>
+                  </w:txbxContent>
+                </v:textbox>
+              </v:shape>
+            </w:pict>
+          </mc:Fallback>
+        </mc:AlternateContent>
+      </w:r>
+      <w:r>
+        <w:rPr>
+          <w:b/>
+          <w:bCs/>
+          <w:noProof/>
+        </w:rPr>
+        <mc:AlternateContent>
+          <mc:Choice Requires="wps">
+            <w:drawing>
+              <wp:anchor distT="45720" distB="45720" distL="114300" distR="114300" simplePos="0" relativeHeight="251659264" behindDoc="1" locked="0" layoutInCell="1" allowOverlap="1" wp14:anchorId="187AE453" wp14:editId="007952D8">
+                <wp:simplePos x="0" y="0"/>
+                <wp:positionH relativeFrom="column">
+                  <wp:posOffset>-123190</wp:posOffset>
+                </wp:positionH>
+                <wp:positionV relativeFrom="paragraph">
+                  <wp:posOffset>532130</wp:posOffset>
+                </wp:positionV>
+                <wp:extent cx="2360930" cy="1404620"/>
+                <wp:effectExtent l="0" t="0" r="1270" b="0"/>
+                <wp:wrapNone/>
+                <wp:docPr id="217" name="Metin Kutusu 2"/>
+                <wp:cNvGraphicFramePr>
+                  <a:graphicFrameLocks xmlns:a="http://schemas.openxmlformats.org/drawingml/2006/main"/>
+                </wp:cNvGraphicFramePr>
+                <a:graphic xmlns:a="http://schemas.openxmlformats.org/drawingml/2006/main">
+                  <a:graphicData uri="http://schemas.microsoft.com/office/word/2010/wordprocessingShape">
+                    <wps:wsp>
+                      <wps:cNvSpPr txBox="1">
+                        <a:spLocks noChangeArrowheads="1"/>
+                      </wps:cNvSpPr>
+                      <wps:spPr bwMode="auto">
+                        <a:xfrm>
+                          <a:off x="0" y="0"/>
+                          <a:ext cx="2360930" cy="1404620"/>
+                        </a:xfrm>
+                        <a:prstGeom prst="rect">
+                          <a:avLst/>
+                        </a:prstGeom>
+                        <a:solidFill>
+                          <a:srgbClr val="FFFFFF"/>
+                        </a:solidFill>
+                        <a:ln w="9525">
+                          <a:noFill/>
+                          <a:miter lim="800000"/>
+                          <a:headEnd/>
+                          <a:tailEnd/>
+                        </a:ln>
+                      </wps:spPr>
+                      <wps:txbx>
+                        <w:txbxContent>
+                          <w:p/>
+                          <w:tbl>
+                            <w:tblPr>
+                              <w:tblW w:w="0" w:type="auto"/>
+                              <w:tblCellSpacing w:w="15" w:type="dxa"/>
+                              <w:tblCellMar>
+                                <w:top w:w="15" w:type="dxa"/>
+                                <w:left w:w="15" w:type="dxa"/>
+                                <w:bottom w:w="15" w:type="dxa"/>
+                                <w:right w:w="15" w:type="dxa"/>
+                              </w:tblCellMar>
+                              <w:tblLook w:val="04A0" w:firstRow="1" w:lastRow="0" w:firstColumn="1" w:lastColumn="0" w:noHBand="0" w:noVBand="1"/>
+                            </w:tblPr>
+                            <w:tblGrid>
+                              <w:gridCol w:w="2591"/>
+                            </w:tblGrid>
+                            <w:tr>
+                              <w:trPr>
+                                <w:tblCellSpacing w:w="15" w:type="dxa"/>
+                              </w:trPr>
+                              <w:tc>
+                                <w:tcPr>
+                                  <w:tcW w:w="0" w:type="auto"/>
+                                  <w:vAlign w:val="center"/>
+                                  <w:hideMark/>
+                                </w:tcPr>
+                                <w:p>
+                                  <w:pPr>
+                                    <w:rPr>
+                                      <w:b/>
+                                      <w:bCs/>
+                                    </w:rPr>
+                                  </w:pPr>
+                                  <w:r>
+                                    <w:rPr>
+                                      <w:b/>
+                                      <w:bCs/>
+                                    </w:rPr>
+                                    <w:t>TESLİM EDEN (PİMAKS)</w:t>
+                                  </w:r>
+                                </w:p>
+                              </w:tc>
+                            </w:tr>
+                            <w:tr>
+                              <w:trPr>
+                                <w:tblCellSpacing w:w="15" w:type="dxa"/>
+                              </w:trPr>
+                              <w:tc>
+                                <w:tcPr>
+                                  <w:tcW w:w="0" w:type="auto"/>
+                                  <w:vAlign w:val="center"/>
+                                  <w:hideMark/>
+                                </w:tcPr>
+                                <w:p>
+                                  <w:r>
+                                    <w:t>İmza / Kaşe</w:t>
+                                  </w:r>
+                                </w:p>
+                              </w:tc>
+                            </w:tr>
+                            <w:tr>
+                              <w:trPr>
+                                <w:tblCellSpacing w:w="15" w:type="dxa"/>
+                              </w:trPr>
+                              <w:tc>
+                                <w:tcPr>
+                                  <w:tcW w:w="0" w:type="auto"/>
+                                  <w:vAlign w:val="center"/>
+                                  <w:hideMark/>
+                                </w:tcPr>
+                                <w:p/>
+                              </w:tc>
+                            </w:tr>
+                            <w:tr>
+                              <w:trPr>
+                                <w:tblCellSpacing w:w="15" w:type="dxa"/>
+                              </w:trPr>
+                              <w:tc>
+                                <w:tcPr>
+                                  <w:tcW w:w="0" w:type="auto"/>
+                                  <w:vAlign w:val="center"/>
+                                  <w:hideMark/>
+                                </w:tcPr>
+                                <w:p>
+                                  <w:r>
+                                    <w:rPr>
+                                      <w:b/>
+                                      <w:bCs/>
+                                    </w:rPr>
+                                    <w:t>İsim:</w:t>
+                                  </w:r>
+                                </w:p>
+                              </w:tc>
+                            </w:tr>
+                            <w:tr>
+                              <w:trPr>
+                                <w:tblCellSpacing w:w="15" w:type="dxa"/>
+                              </w:trPr>
+                              <w:tc>
+                                <w:tcPr>
+                                  <w:tcW w:w="0" w:type="auto"/>
+                                  <w:vAlign w:val="center"/>
+                                  <w:hideMark/>
+                                </w:tcPr>
+                                <w:p>
+                                  <w:r>
+                                    <w:rPr>
+                                      <w:b/>
+                                      <w:bCs/>
+                                    </w:rPr>
+                                    <w:t>Tarih:</w:t>
+                                  </w:r>
+                                </w:p>
+                              </w:tc>
+                            </w:tr>
+                          </w:tbl>
+                          <w:p/>
+                        </w:txbxContent>
+                      </wps:txbx>
+                      <wps:bodyPr rot="0" vert="horz" wrap="square" lIns="91440" tIns="45720" rIns="91440" bIns="45720" anchor="t" anchorCtr="0">
+                        <a:spAutoFit/>
+                      </wps:bodyPr>
+                    </wps:wsp>
+                  </a:graphicData>
+                </a:graphic>
+                <wp14:sizeRelH relativeFrom="margin">
+                  <wp14:pctWidth>0</wp14:pctWidth>
+                </wp14:sizeRelH>
+                <wp14:sizeRelV relativeFrom="margin">
+                  <wp14:pctHeight>0</wp14:pctHeight>
+                </wp14:sizeRelV>
+              </wp:anchor>
+            </w:drawing>
+          </mc:Choice>
+          <mc:Fallback>
+            <w:pict>
+              <v:shape w14:anchorId="187AE453" id="_x0000_s1027" type="#_x0000_t202" style="position:absolute;left:0;text-align:left;margin-left:-9.7pt;margin-top:41.9pt;width:185.9pt;height:110.6pt;z-index:-251657216;visibility:visible;mso-wrap-style:square;mso-width-percent:0;mso-height-percent:0;mso-wrap-distance-left:9pt;mso-wrap-distance-top:3.6pt;mso-wrap-distance-right:9pt;mso-wrap-distance-bottom:3.6pt;mso-position-horizontal:absolute;mso-position-horizontal-relative:text;mso-position-vertical:absolute;mso-position-vertical-relative:text;mso-width-percent:0;mso-height-percent:0;mso-width-relative:margin;mso-height-relative:margin;v-text-anchor:top" o:gfxdata="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" stroked="f">
+                <v:textbox style="mso-fit-shape-to-text:t">
+                  <w:txbxContent>
+                    <w:p/>
+                    <w:tbl>
+                      <w:tblPr>
+                        <w:tblW w:w="0" w:type="auto"/>
+                        <w:tblCellSpacing w:w="15" w:type="dxa"/>
+                        <w:tblCellMar>
+                          <w:top w:w="15" w:type="dxa"/>
+                          <w:left w:w="15" w:type="dxa"/>
+                          <w:bottom w:w="15" w:type="dxa"/>
+                          <w:right w:w="15" w:type="dxa"/>
+                        </w:tblCellMar>
+                        <w:tblLook w:val="04A0" w:firstRow="1" w:lastRow="0" w:firstColumn="1" w:lastColumn="0" w:noHBand="0" w:noVBand="1"/>
+                      </w:tblPr>
+                      <w:tblGrid>
+                        <w:gridCol w:w="2591"/>
+                      </w:tblGrid>
+                      <w:tr>
+                        <w:trPr>
+                          <w:tblCellSpacing w:w="15" w:type="dxa"/>
+                        </w:trPr>
+                        <w:tc>
+                          <w:tcPr>
+                            <w:tcW w:w="0" w:type="auto"/>
+                            <w:vAlign w:val="center"/>
+                            <w:hideMark/>
+                          </w:tcPr>
+                          <w:p>
+                            <w:pPr>
+                              <w:rPr>
+                                <w:b/>
+                                <w:bCs/>
+                              </w:rPr>
+                            </w:pPr>
+                            <w:r>
+                              <w:rPr>
+                                <w:b/>
+                                <w:bCs/>
+                              </w:rPr>
+                              <w:t>TESLİM EDEN (PİMAKS)</w:t>
+                            </w:r>
+                          </w:p>
+                        </w:tc>
+                      </w:tr>
+                      <w:tr>
+                        <w:trPr>
+                          <w:tblCellSpacing w:w="15" w:type="dxa"/>
+                        </w:trPr>
+                        <w:tc>
+                          <w:tcPr>
+                            <w:tcW w:w="0" w:type="auto"/>
+                            <w:vAlign w:val="center"/>
+                            <w:hideMark/>
+                          </w:tcPr>
+                          <w:p>
+                            <w:r>
+                              <w:t>İmza / Kaşe</w:t>
+                            </w:r>
+                          </w:p>
+                        </w:tc>
+                      </w:tr>
+                      <w:tr>
+                        <w:trPr>
+                          <w:tblCellSpacing w:w="15" w:type="dxa"/>
+                        </w:trPr>
+                        <w:tc>
+                          <w:tcPr>
+                            <w:tcW w:w="0" w:type="auto"/>
+                            <w:vAlign w:val="center"/>
+                            <w:hideMark/>
+                          </w:tcPr>
+                          <w:p/>
+                        </w:tc>
+                      </w:tr>
+                      <w:tr>
+                        <w:trPr>
+                          <w:tblCellSpacing w:w="15" w:type="dxa"/>
+                        </w:trPr>
+                        <w:tc>
+                          <w:tcPr>
+                            <w:tcW w:w="0" w:type="auto"/>
+                            <w:vAlign w:val="center"/>
+                            <w:hideMark/>
+                          </w:tcPr>
+                          <w:p>
+                            <w:r>
+                              <w:rPr>
+                                <w:b/>
+                                <w:bCs/>
+                              </w:rPr>
+                              <w:t>İsim:</w:t>
+                            </w:r>
+                          </w:p>
+                        </w:tc>
+                      </w:tr>
+                      <w:tr>
+                        <w:trPr>
+                          <w:tblCellSpacing w:w="15" w:type="dxa"/>
+                        </w:trPr>
+                        <w:tc>
+                          <w:tcPr>
+                            <w:tcW w:w="0" w:type="auto"/>
+                            <w:vAlign w:val="center"/>
+                            <w:hideMark/>
+                          </w:tcPr>
+                          <w:p>
+                            <w:r>
+                              <w:rPr>
+                                <w:b/>
+                                <w:bCs/>
+                              </w:rPr>
+                              <w:t>Tarih:</w:t>
+                            </w:r>
+                          </w:p>
+                        </w:tc>
+                      </w:tr>
+                    </w:tbl>
+                    <w:p/>
+                  </w:txbxContent>
+                </v:textbox>
+              </v:shape>
+            </w:pict>
+          </mc:Fallback>
+        </mc:AlternateContent>
+      </w:r>
+      <w:r>
+        <w:rPr>
+          <w:b/>
+          <w:bCs/>
+        </w:rPr>
+        <w:t>Sözleşme Bağlılığı:</w:t>
+      </w:r>
+      <w:r>
+        <w:t xml:space="preserve"> Bu tutanak, </w:t>
+      </w:r>
+      <w:proofErr w:type="gramStart"/>
+      <w:r>
+        <w:t xml:space="preserve">{{ </w:t>
+      </w:r>
+      <w:proofErr w:type="spellStart"/>
+      <w:r>
+        <w:t>form</w:t>
+      </w:r>
+      <w:proofErr w:type="gramEnd"/>
+      <w:r>
+        <w:t>_</w:t>
+      </w:r>
+      <w:proofErr w:type="gramStart"/>
+      <w:r>
+        <w:t>no</w:t>
+      </w:r>
+      <w:proofErr w:type="spellEnd"/>
+      <w:r>
+        <w:t xml:space="preserve"> }</w:t>
+      </w:r>
+      <w:proofErr w:type="gramEnd"/>
+      <w:r>
+        <w:t>} numaralı Kiralama Formu ve taraflar arasında imzalanmış olan Genel Kiralama Sözleşmesi'nin ayrılmaz bir ekidir.</w:t>
       </w:r>
     </w:p>
     <w:tbl>
@@ -352,9 +1481,7 @@
         <w:tblLook w:val="04A0" w:firstRow="1" w:lastRow="0" w:firstColumn="1" w:lastColumn="0" w:noHBand="0" w:noVBand="1"/>
       </w:tblPr>
       <w:tblGrid>
-        <w:gridCol w:w="3808"/>
-        <w:gridCol w:w="1508"/>
-        <w:gridCol w:w="3224"/>
+        <w:gridCol w:w="96"/>
       </w:tblGrid>
       <w:tr>
         <w:trPr>
@@ -364,7 +1491,6 @@
           <w:tcPr>
             <w:tcW w:w="0" w:type="auto"/>
             <w:vAlign w:val="center"/>
-            <w:hideMark/>
           </w:tcPr>
           <w:p>
             <w:pPr>
@@ -373,57 +1499,6 @@
                 <w:bCs/>
               </w:rPr>
             </w:pPr>
-            <w:r>
-              <w:rPr>
-                <w:b/>
-                <w:bCs/>
-              </w:rPr>
-              <w:t>Ekipman / Makine Tanımı</w:t>
-            </w:r>
-          </w:p>
-        </w:tc>
-        <w:tc>
-          <w:tcPr>
-            <w:tcW w:w="0" w:type="auto"/>
-            <w:vAlign w:val="center"/>
-            <w:hideMark/>
-          </w:tcPr>
-          <w:p>
-            <w:pPr>
-              <w:rPr>
-                <w:b/>
-                <w:bCs/>
-              </w:rPr>
-            </w:pPr>
-            <w:r>
-              <w:rPr>
-                <w:b/>
-                <w:bCs/>
-              </w:rPr>
-              <w:t>Seri No / Şasi</w:t>
-            </w:r>
-          </w:p>
-        </w:tc>
-        <w:tc>
-          <w:tcPr>
-            <w:tcW w:w="0" w:type="auto"/>
-            <w:vAlign w:val="center"/>
-            <w:hideMark/>
-          </w:tcPr>
-          <w:p>
-            <w:pPr>
-              <w:rPr>
-                <w:b/>
-                <w:bCs/>
-              </w:rPr>
-            </w:pPr>
-            <w:r>
-              <w:rPr>
-                <w:b/>
-                <w:bCs/>
-              </w:rPr>
-              <w:t>Teslim Tarihi</w:t>
-            </w:r>
           </w:p>
         </w:tc>
       </w:tr>
@@ -431,324 +1506,6 @@
         <w:trPr>
           <w:tblCellSpacing w:w="15" w:type="dxa"/>
         </w:trPr>
-        <w:tc>
-          <w:tcPr>
-            <w:tcW w:w="0" w:type="auto"/>
-            <w:vAlign w:val="center"/>
-            <w:hideMark/>
-          </w:tcPr>
-          <w:p>
-            <w:r>
-              <w:t xml:space="preserve">{% </w:t>
-            </w:r>
-            <w:proofErr w:type="spellStart"/>
-            <w:r>
-              <w:t>for</w:t>
-            </w:r>
-            <w:proofErr w:type="spellEnd"/>
-            <w:r>
-              <w:t xml:space="preserve"> k in kalemler </w:t>
-            </w:r>
-            <w:proofErr w:type="gramStart"/>
-            <w:r>
-              <w:t xml:space="preserve">%}{{ </w:t>
-            </w:r>
-            <w:proofErr w:type="spellStart"/>
-            <w:r>
-              <w:t>k</w:t>
-            </w:r>
-            <w:proofErr w:type="gramEnd"/>
-            <w:r>
-              <w:t>.ekipman</w:t>
-            </w:r>
-            <w:proofErr w:type="spellEnd"/>
-            <w:r>
-              <w:t xml:space="preserve"> }}</w:t>
-            </w:r>
-          </w:p>
-        </w:tc>
-        <w:tc>
-          <w:tcPr>
-            <w:tcW w:w="0" w:type="auto"/>
-            <w:vAlign w:val="center"/>
-            <w:hideMark/>
-          </w:tcPr>
-          <w:p>
-            <w:proofErr w:type="gramStart"/>
-            <w:r>
-              <w:t xml:space="preserve">{{ </w:t>
-            </w:r>
-            <w:proofErr w:type="spellStart"/>
-            <w:r>
-              <w:t>k</w:t>
-            </w:r>
-            <w:proofErr w:type="gramEnd"/>
-            <w:r>
-              <w:t>.seri_no</w:t>
-            </w:r>
-            <w:proofErr w:type="spellEnd"/>
-            <w:r>
-              <w:t xml:space="preserve"> }}</w:t>
-            </w:r>
-          </w:p>
-        </w:tc>
-        <w:tc>
-          <w:tcPr>
-            <w:tcW w:w="0" w:type="auto"/>
-            <w:vAlign w:val="center"/>
-            <w:hideMark/>
-          </w:tcPr>
-          <w:p>
-            <w:proofErr w:type="gramStart"/>
-            <w:r>
-              <w:t xml:space="preserve">{{ </w:t>
-            </w:r>
-            <w:proofErr w:type="spellStart"/>
-            <w:r>
-              <w:t>k</w:t>
-            </w:r>
-            <w:proofErr w:type="gramEnd"/>
-            <w:r>
-              <w:t>.teslim_</w:t>
-            </w:r>
-            <w:proofErr w:type="gramStart"/>
-            <w:r>
-              <w:t>tarihi</w:t>
-            </w:r>
-            <w:proofErr w:type="spellEnd"/>
-            <w:r>
-              <w:t xml:space="preserve"> }}{</w:t>
-            </w:r>
-            <w:proofErr w:type="gramEnd"/>
-            <w:r>
-              <w:t xml:space="preserve">% </w:t>
-            </w:r>
-            <w:proofErr w:type="spellStart"/>
-            <w:r>
-              <w:t>endfor</w:t>
-            </w:r>
-            <w:proofErr w:type="spellEnd"/>
-            <w:r>
-              <w:t xml:space="preserve"> %}</w:t>
-            </w:r>
-          </w:p>
-        </w:tc>
-      </w:tr>
-    </w:tbl>
-    <w:p>
-      <w:pPr>
-        <w:rPr>
-          <w:b/>
-          <w:bCs/>
-        </w:rPr>
-      </w:pPr>
-      <w:r>
-        <w:rPr>
-          <w:b/>
-          <w:bCs/>
-        </w:rPr>
-        <w:t>3. TESLİM ŞARTLARI VE TAAHHÜT</w:t>
-      </w:r>
-    </w:p>
-    <w:p>
-      <w:pPr>
-        <w:numPr>
-          <w:ilvl w:val="0"/>
-          <w:numId w:val="2"/>
-        </w:numPr>
-      </w:pPr>
-      <w:r>
-        <w:rPr>
-          <w:b/>
-          <w:bCs/>
-        </w:rPr>
-        <w:t>Teslimat Durumu:</w:t>
-      </w:r>
-      <w:r>
-        <w:t xml:space="preserve"> Kiracı, yukarıda belirtilen ekipmanları fiziksel olarak sağlam ve iş güvenliği kurallarına uygun vaziyette teslim almıştır.</w:t>
-      </w:r>
-    </w:p>
-    <w:p>
-      <w:pPr>
-        <w:numPr>
-          <w:ilvl w:val="0"/>
-          <w:numId w:val="2"/>
-        </w:numPr>
-      </w:pPr>
-      <w:r>
-        <w:rPr>
-          <w:b/>
-          <w:bCs/>
-        </w:rPr>
-        <w:t>Sorumluluk:</w:t>
-      </w:r>
-      <w:r>
-        <w:t xml:space="preserve"> Teslim anından itibaren ekipmanların muhafazası, doğru kullanımı ve günlük kontrolleri kiracı sorumluluğundadır.</w:t>
-      </w:r>
-    </w:p>
-    <w:p>
-      <w:pPr>
-        <w:numPr>
-          <w:ilvl w:val="0"/>
-          <w:numId w:val="2"/>
-        </w:numPr>
-      </w:pPr>
-      <w:r>
-        <w:rPr>
-          <w:b/>
-          <w:bCs/>
-        </w:rPr>
-        <w:t>Sözleşme Bağlılığı:</w:t>
-      </w:r>
-      <w:r>
-        <w:t xml:space="preserve"> Bu tutanak, </w:t>
-      </w:r>
-      <w:proofErr w:type="gramStart"/>
-      <w:r>
-        <w:t xml:space="preserve">{{ </w:t>
-      </w:r>
-      <w:proofErr w:type="spellStart"/>
-      <w:r>
-        <w:t>form</w:t>
-      </w:r>
-      <w:proofErr w:type="gramEnd"/>
-      <w:r>
-        <w:t>_</w:t>
-      </w:r>
-      <w:proofErr w:type="gramStart"/>
-      <w:r>
-        <w:t>no</w:t>
-      </w:r>
-      <w:proofErr w:type="spellEnd"/>
-      <w:r>
-        <w:t xml:space="preserve"> }</w:t>
-      </w:r>
-      <w:proofErr w:type="gramEnd"/>
-      <w:r>
-        <w:t>} numaralı Kiralama Formu ve taraflar arasında imzalanmış olan Genel Kiralama Sözleşmesi'nin ayrılmaz bir ekidir.</w:t>
-      </w:r>
-    </w:p>
-    <w:p>
-      <w:pPr>
-        <w:rPr>
-          <w:b/>
-          <w:bCs/>
-        </w:rPr>
-      </w:pPr>
-      <w:r>
-        <w:rPr>
-          <w:b/>
-          <w:bCs/>
-        </w:rPr>
-        <w:t>4. ONAY VE İMZALAR</w:t>
-      </w:r>
-    </w:p>
-    <w:tbl>
-      <w:tblPr>
-        <w:tblW w:w="0" w:type="auto"/>
-        <w:tblCellSpacing w:w="15" w:type="dxa"/>
-        <w:tblCellMar>
-          <w:top w:w="15" w:type="dxa"/>
-          <w:left w:w="15" w:type="dxa"/>
-          <w:bottom w:w="15" w:type="dxa"/>
-          <w:right w:w="15" w:type="dxa"/>
-        </w:tblCellMar>
-        <w:tblLook w:val="04A0" w:firstRow="1" w:lastRow="0" w:firstColumn="1" w:lastColumn="0" w:noHBand="0" w:noVBand="1"/>
-      </w:tblPr>
-      <w:tblGrid>
-        <w:gridCol w:w="2576"/>
-        <w:gridCol w:w="2688"/>
-      </w:tblGrid>
-      <w:tr>
-        <w:trPr>
-          <w:tblCellSpacing w:w="15" w:type="dxa"/>
-        </w:trPr>
-        <w:tc>
-          <w:tcPr>
-            <w:tcW w:w="0" w:type="auto"/>
-            <w:vAlign w:val="center"/>
-            <w:hideMark/>
-          </w:tcPr>
-          <w:p>
-            <w:pPr>
-              <w:rPr>
-                <w:b/>
-                <w:bCs/>
-              </w:rPr>
-            </w:pPr>
-            <w:r>
-              <w:rPr>
-                <w:b/>
-                <w:bCs/>
-              </w:rPr>
-              <w:t>TESLİM EDEN (PİMAKS)</w:t>
-            </w:r>
-          </w:p>
-        </w:tc>
-        <w:tc>
-          <w:tcPr>
-            <w:tcW w:w="0" w:type="auto"/>
-            <w:vAlign w:val="center"/>
-            <w:hideMark/>
-          </w:tcPr>
-          <w:p>
-            <w:pPr>
-              <w:rPr>
-                <w:b/>
-                <w:bCs/>
-              </w:rPr>
-            </w:pPr>
-            <w:r>
-              <w:rPr>
-                <w:b/>
-                <w:bCs/>
-              </w:rPr>
-              <w:t>TESLİM ALAN (MÜŞTERİ)</w:t>
-            </w:r>
-          </w:p>
-        </w:tc>
-      </w:tr>
-      <w:tr>
-        <w:trPr>
-          <w:tblCellSpacing w:w="15" w:type="dxa"/>
-        </w:trPr>
-        <w:tc>
-          <w:tcPr>
-            <w:tcW w:w="0" w:type="auto"/>
-            <w:vAlign w:val="center"/>
-            <w:hideMark/>
-          </w:tcPr>
-          <w:p>
-            <w:r>
-              <w:t>İmza / Kaşe</w:t>
-            </w:r>
-          </w:p>
-        </w:tc>
-        <w:tc>
-          <w:tcPr>
-            <w:tcW w:w="0" w:type="auto"/>
-            <w:vAlign w:val="center"/>
-            <w:hideMark/>
-          </w:tcPr>
-          <w:p>
-            <w:r>
-              <w:t>İmza / Kaşe</w:t>
-            </w:r>
-          </w:p>
-        </w:tc>
-      </w:tr>
-      <w:tr>
-        <w:trPr>
-          <w:tblCellSpacing w:w="15" w:type="dxa"/>
-        </w:trPr>
-        <w:tc>
-          <w:tcPr>
-            <w:tcW w:w="0" w:type="auto"/>
-            <w:vAlign w:val="center"/>
-            <w:hideMark/>
-          </w:tcPr>
-          <w:p/>
-        </w:tc>
         <w:tc>
           <w:tcPr>
             <w:tcW w:w="0" w:type="auto"/>
@@ -768,31 +1525,7 @@
             <w:vAlign w:val="center"/>
             <w:hideMark/>
           </w:tcPr>
-          <w:p>
-            <w:r>
-              <w:rPr>
-                <w:b/>
-                <w:bCs/>
-              </w:rPr>
-              <w:t>İsim:</w:t>
-            </w:r>
-          </w:p>
-        </w:tc>
-        <w:tc>
-          <w:tcPr>
-            <w:tcW w:w="0" w:type="auto"/>
-            <w:vAlign w:val="center"/>
-            <w:hideMark/>
-          </w:tcPr>
-          <w:p>
-            <w:r>
-              <w:rPr>
-                <w:b/>
-                <w:bCs/>
-              </w:rPr>
-              <w:t>İsim:</w:t>
-            </w:r>
-          </w:p>
+          <w:p/>
         </w:tc>
       </w:tr>
       <w:tr>
@@ -805,31 +1538,20 @@
             <w:vAlign w:val="center"/>
             <w:hideMark/>
           </w:tcPr>
-          <w:p>
-            <w:r>
-              <w:rPr>
-                <w:b/>
-                <w:bCs/>
-              </w:rPr>
-              <w:t>Tarih:</w:t>
-            </w:r>
-          </w:p>
+          <w:p/>
         </w:tc>
+      </w:tr>
+      <w:tr>
+        <w:trPr>
+          <w:tblCellSpacing w:w="15" w:type="dxa"/>
+        </w:trPr>
         <w:tc>
           <w:tcPr>
             <w:tcW w:w="0" w:type="auto"/>
             <w:vAlign w:val="center"/>
             <w:hideMark/>
           </w:tcPr>
-          <w:p>
-            <w:r>
-              <w:rPr>
-                <w:b/>
-                <w:bCs/>
-              </w:rPr>
-              <w:t>Tarih:</w:t>
-            </w:r>
-          </w:p>
+          <w:p/>
         </w:tc>
       </w:tr>
     </w:tbl>
@@ -1684,6 +2406,7 @@
   <w:style w:type="character" w:default="1" w:styleId="VarsaylanParagrafYazTipi">
     <w:name w:val="Default Paragraph Font"/>
     <w:uiPriority w:val="1"/>
+    <w:semiHidden/>
     <w:unhideWhenUsed/>
   </w:style>
   <w:style w:type="table" w:default="1" w:styleId="NormalTablo">

--- a/app/static/templates/Teslim_Tutanagi_TASLAK.docx
+++ b/app/static/templates/Teslim_Tutanagi_TASLAK.docx
@@ -52,6 +52,24 @@
       <w:proofErr w:type="gramEnd"/>
       <w:r>
         <w:t xml:space="preserve">} </w:t>
+      </w:r>
+      <w:r>
+        <w:tab/>
+      </w:r>
+      <w:r>
+        <w:tab/>
+      </w:r>
+      <w:r>
+        <w:tab/>
+      </w:r>
+      <w:r>
+        <w:tab/>
+      </w:r>
+      <w:r>
+        <w:tab/>
+      </w:r>
+      <w:r>
+        <w:tab/>
       </w:r>
       <w:r>
         <w:rPr>
@@ -807,7 +825,7 @@
                               <w:tblLook w:val="04A0" w:firstRow="1" w:lastRow="0" w:firstColumn="1" w:lastColumn="0" w:noHBand="0" w:noVBand="1"/>
                             </w:tblPr>
                             <w:tblGrid>
-                              <w:gridCol w:w="3496"/>
+                              <w:gridCol w:w="1530"/>
                             </w:tblGrid>
                             <w:tr>
                               <w:trPr>
@@ -846,22 +864,6 @@
                                       <w:bCs/>
                                     </w:rPr>
                                     <w:t xml:space="preserve"> </w:t>
-                                  </w:r>
-                                  <w:proofErr w:type="gramStart"/>
-                                  <w:r>
-                                    <w:t xml:space="preserve">{{ </w:t>
-                                  </w:r>
-                                  <w:proofErr w:type="spellStart"/>
-                                  <w:r>
-                                    <w:t>musteri</w:t>
-                                  </w:r>
-                                  <w:proofErr w:type="gramEnd"/>
-                                  <w:r>
-                                    <w:t>_unvan</w:t>
-                                  </w:r>
-                                  <w:proofErr w:type="spellEnd"/>
-                                  <w:r>
-                                    <w:t xml:space="preserve"> }}</w:t>
                                   </w:r>
                                 </w:p>
                               </w:tc>
@@ -980,7 +982,7 @@
                         <w:tblLook w:val="04A0" w:firstRow="1" w:lastRow="0" w:firstColumn="1" w:lastColumn="0" w:noHBand="0" w:noVBand="1"/>
                       </w:tblPr>
                       <w:tblGrid>
-                        <w:gridCol w:w="3496"/>
+                        <w:gridCol w:w="1530"/>
                       </w:tblGrid>
                       <w:tr>
                         <w:trPr>
@@ -1019,22 +1021,6 @@
                                 <w:bCs/>
                               </w:rPr>
                               <w:t xml:space="preserve"> </w:t>
-                            </w:r>
-                            <w:proofErr w:type="gramStart"/>
-                            <w:r>
-                              <w:t xml:space="preserve">{{ </w:t>
-                            </w:r>
-                            <w:proofErr w:type="spellStart"/>
-                            <w:r>
-                              <w:t>musteri</w:t>
-                            </w:r>
-                            <w:proofErr w:type="gramEnd"/>
-                            <w:r>
-                              <w:t>_unvan</w:t>
-                            </w:r>
-                            <w:proofErr w:type="spellEnd"/>
-                            <w:r>
-                              <w:t xml:space="preserve"> }}</w:t>
                             </w:r>
                           </w:p>
                         </w:tc>
@@ -1500,45 +1486,6 @@
               </w:rPr>
             </w:pPr>
           </w:p>
-        </w:tc>
-      </w:tr>
-      <w:tr>
-        <w:trPr>
-          <w:tblCellSpacing w:w="15" w:type="dxa"/>
-        </w:trPr>
-        <w:tc>
-          <w:tcPr>
-            <w:tcW w:w="0" w:type="auto"/>
-            <w:vAlign w:val="center"/>
-            <w:hideMark/>
-          </w:tcPr>
-          <w:p/>
-        </w:tc>
-      </w:tr>
-      <w:tr>
-        <w:trPr>
-          <w:tblCellSpacing w:w="15" w:type="dxa"/>
-        </w:trPr>
-        <w:tc>
-          <w:tcPr>
-            <w:tcW w:w="0" w:type="auto"/>
-            <w:vAlign w:val="center"/>
-            <w:hideMark/>
-          </w:tcPr>
-          <w:p/>
-        </w:tc>
-      </w:tr>
-      <w:tr>
-        <w:trPr>
-          <w:tblCellSpacing w:w="15" w:type="dxa"/>
-        </w:trPr>
-        <w:tc>
-          <w:tcPr>
-            <w:tcW w:w="0" w:type="auto"/>
-            <w:vAlign w:val="center"/>
-            <w:hideMark/>
-          </w:tcPr>
-          <w:p/>
         </w:tc>
       </w:tr>
       <w:tr>

--- a/app/static/templates/Teslim_Tutanagi_TASLAK.docx
+++ b/app/static/templates/Teslim_Tutanagi_TASLAK.docx
@@ -123,7 +123,7 @@
     </w:p>
     <w:tbl>
       <w:tblPr>
-        <w:tblW w:w="0" w:type="auto"/>
+        <w:tblW w:w="9923" w:type="dxa"/>
         <w:tblCellSpacing w:w="15" w:type="dxa"/>
         <w:tblCellMar>
           <w:top w:w="15" w:type="dxa"/>
@@ -135,7 +135,7 @@
       </w:tblPr>
       <w:tblGrid>
         <w:gridCol w:w="2538"/>
-        <w:gridCol w:w="2775"/>
+        <w:gridCol w:w="7385"/>
       </w:tblGrid>
       <w:tr>
         <w:trPr>
@@ -158,7 +158,7 @@
         </w:tc>
         <w:tc>
           <w:tcPr>
-            <w:tcW w:w="2730" w:type="dxa"/>
+            <w:tcW w:w="7340" w:type="dxa"/>
             <w:vAlign w:val="center"/>
           </w:tcPr>
           <w:p>
@@ -209,7 +209,7 @@
         </w:tc>
         <w:tc>
           <w:tcPr>
-            <w:tcW w:w="2730" w:type="dxa"/>
+            <w:tcW w:w="7340" w:type="dxa"/>
             <w:tcBorders>
               <w:top w:val="single" w:sz="4" w:space="0" w:color="auto"/>
               <w:left w:val="single" w:sz="4" w:space="0" w:color="auto"/>
@@ -268,7 +268,7 @@
         </w:tc>
         <w:tc>
           <w:tcPr>
-            <w:tcW w:w="2730" w:type="dxa"/>
+            <w:tcW w:w="7340" w:type="dxa"/>
             <w:tcBorders>
               <w:top w:val="single" w:sz="4" w:space="0" w:color="auto"/>
               <w:left w:val="single" w:sz="4" w:space="0" w:color="auto"/>
@@ -300,7 +300,7 @@
       </w:tr>
       <w:tr>
         <w:trPr>
-          <w:trHeight w:val="1131"/>
+          <w:trHeight w:val="554"/>
           <w:tblCellSpacing w:w="15" w:type="dxa"/>
         </w:trPr>
         <w:tc>
@@ -327,7 +327,7 @@
         </w:tc>
         <w:tc>
           <w:tcPr>
-            <w:tcW w:w="2730" w:type="dxa"/>
+            <w:tcW w:w="7340" w:type="dxa"/>
             <w:tcBorders>
               <w:top w:val="single" w:sz="4" w:space="0" w:color="auto"/>
               <w:left w:val="single" w:sz="4" w:space="0" w:color="auto"/>

--- a/app/static/templates/Teslim_Tutanagi_TASLAK.docx
+++ b/app/static/templates/Teslim_Tutanagi_TASLAK.docx
@@ -104,21 +104,6 @@
       <w:proofErr w:type="gramEnd"/>
       <w:r>
         <w:t>}</w:t>
-      </w:r>
-    </w:p>
-    <w:p>
-      <w:pPr>
-        <w:rPr>
-          <w:b/>
-          <w:bCs/>
-        </w:rPr>
-      </w:pPr>
-      <w:r>
-        <w:rPr>
-          <w:b/>
-          <w:bCs/>
-        </w:rPr>
-        <w:t>1. MÜŞTERİ BİLGİLERİ</w:t>
       </w:r>
     </w:p>
     <w:tbl>
@@ -154,6 +139,13 @@
                 <w:bCs/>
               </w:rPr>
             </w:pPr>
+            <w:r>
+              <w:rPr>
+                <w:b/>
+                <w:bCs/>
+              </w:rPr>
+              <w:t>1. MÜŞTERİ BİLGİLERİ</w:t>
+            </w:r>
           </w:p>
         </w:tc>
         <w:tc>
@@ -642,12 +634,6 @@
             <w:vAlign w:val="bottom"/>
           </w:tcPr>
           <w:p>
-            <w:pPr>
-              <w:rPr>
-                <w:b/>
-                <w:bCs/>
-              </w:rPr>
-            </w:pPr>
             <w:r>
               <w:t xml:space="preserve">{% </w:t>
             </w:r>
@@ -659,11 +645,6 @@
             <w:r>
               <w:t xml:space="preserve"> %}</w:t>
             </w:r>
-          </w:p>
-          <w:p>
-            <w:pPr>
-              <w:jc w:val="center"/>
-            </w:pPr>
           </w:p>
         </w:tc>
         <w:tc>
@@ -770,16 +751,16 @@
         <mc:AlternateContent>
           <mc:Choice Requires="wps">
             <w:drawing>
-              <wp:anchor distT="45720" distB="45720" distL="114300" distR="114300" simplePos="0" relativeHeight="251661312" behindDoc="1" locked="0" layoutInCell="1" allowOverlap="1" wp14:anchorId="04E2C173" wp14:editId="683A58FF">
+              <wp:anchor distT="45720" distB="45720" distL="114300" distR="114300" simplePos="0" relativeHeight="251661312" behindDoc="1" locked="0" layoutInCell="1" allowOverlap="1" wp14:anchorId="04E2C173" wp14:editId="0446D5BB">
                 <wp:simplePos x="0" y="0"/>
                 <wp:positionH relativeFrom="column">
-                  <wp:posOffset>3738880</wp:posOffset>
+                  <wp:posOffset>3742055</wp:posOffset>
                 </wp:positionH>
                 <wp:positionV relativeFrom="paragraph">
-                  <wp:posOffset>526415</wp:posOffset>
+                  <wp:posOffset>502920</wp:posOffset>
                 </wp:positionV>
-                <wp:extent cx="2463800" cy="1404620"/>
-                <wp:effectExtent l="0" t="0" r="0" b="0"/>
+                <wp:extent cx="2463800" cy="2110740"/>
+                <wp:effectExtent l="0" t="0" r="0" b="3810"/>
                 <wp:wrapNone/>
                 <wp:docPr id="1252551933" name="Metin Kutusu 2"/>
                 <wp:cNvGraphicFramePr>
@@ -794,7 +775,7 @@
                       <wps:spPr bwMode="auto">
                         <a:xfrm>
                           <a:off x="0" y="0"/>
-                          <a:ext cx="2463800" cy="1404620"/>
+                          <a:ext cx="2463800" cy="2110740"/>
                         </a:xfrm>
                         <a:prstGeom prst="rect">
                           <a:avLst/>
@@ -945,7 +926,7 @@
                         </w:txbxContent>
                       </wps:txbx>
                       <wps:bodyPr rot="0" vert="horz" wrap="square" lIns="91440" tIns="45720" rIns="91440" bIns="45720" anchor="t" anchorCtr="0">
-                        <a:spAutoFit/>
+                        <a:noAutofit/>
                       </wps:bodyPr>
                     </wps:wsp>
                   </a:graphicData>
@@ -965,8 +946,8 @@
                 <v:stroke joinstyle="miter"/>
                 <v:path gradientshapeok="t" o:connecttype="rect"/>
               </v:shapetype>
-              <v:shape id="Metin Kutusu 2" o:spid="_x0000_s1026" type="#_x0000_t202" style="position:absolute;left:0;text-align:left;margin-left:294.4pt;margin-top:41.45pt;width:194pt;height:110.6pt;z-index:-251655168;visibility:visible;mso-wrap-style:square;mso-width-percent:0;mso-height-percent:0;mso-wrap-distance-left:9pt;mso-wrap-distance-top:3.6pt;mso-wrap-distance-right:9pt;mso-wrap-distance-bottom:3.6pt;mso-position-horizontal:absolute;mso-position-horizontal-relative:text;mso-position-vertical:absolute;mso-position-vertical-relative:text;mso-width-percent:0;mso-height-percent:0;mso-width-relative:margin;mso-height-relative:margin;v-text-anchor:top" o:gfxdata="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" stroked="f">
-                <v:textbox style="mso-fit-shape-to-text:t">
+              <v:shape id="Metin Kutusu 2" o:spid="_x0000_s1026" type="#_x0000_t202" style="position:absolute;left:0;text-align:left;margin-left:294.65pt;margin-top:39.6pt;width:194pt;height:166.2pt;z-index:-251655168;visibility:visible;mso-wrap-style:square;mso-width-percent:0;mso-height-percent:0;mso-wrap-distance-left:9pt;mso-wrap-distance-top:3.6pt;mso-wrap-distance-right:9pt;mso-wrap-distance-bottom:3.6pt;mso-position-horizontal:absolute;mso-position-horizontal-relative:text;mso-position-vertical:absolute;mso-position-vertical-relative:text;mso-width-percent:0;mso-height-percent:0;mso-width-relative:margin;mso-height-relative:margin;v-text-anchor:top" o:gfxdata="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" stroked="f">
+                <v:textbox>
                   <w:txbxContent>
                     <w:p/>
                     <w:tbl>
@@ -1115,15 +1096,15 @@
         <mc:AlternateContent>
           <mc:Choice Requires="wps">
             <w:drawing>
-              <wp:anchor distT="45720" distB="45720" distL="114300" distR="114300" simplePos="0" relativeHeight="251659264" behindDoc="1" locked="0" layoutInCell="1" allowOverlap="1" wp14:anchorId="187AE453" wp14:editId="007952D8">
+              <wp:anchor distT="45720" distB="45720" distL="114300" distR="114300" simplePos="0" relativeHeight="251659264" behindDoc="1" locked="0" layoutInCell="1" allowOverlap="1" wp14:anchorId="187AE453" wp14:editId="1D854CBC">
                 <wp:simplePos x="0" y="0"/>
                 <wp:positionH relativeFrom="column">
-                  <wp:posOffset>-123190</wp:posOffset>
+                  <wp:posOffset>-125095</wp:posOffset>
                 </wp:positionH>
                 <wp:positionV relativeFrom="paragraph">
-                  <wp:posOffset>532130</wp:posOffset>
+                  <wp:posOffset>502920</wp:posOffset>
                 </wp:positionV>
-                <wp:extent cx="2360930" cy="1404620"/>
+                <wp:extent cx="2360930" cy="1983740"/>
                 <wp:effectExtent l="0" t="0" r="1270" b="0"/>
                 <wp:wrapNone/>
                 <wp:docPr id="217" name="Metin Kutusu 2"/>
@@ -1139,7 +1120,7 @@
                       <wps:spPr bwMode="auto">
                         <a:xfrm>
                           <a:off x="0" y="0"/>
-                          <a:ext cx="2360930" cy="1404620"/>
+                          <a:ext cx="2360930" cy="1983740"/>
                         </a:xfrm>
                         <a:prstGeom prst="rect">
                           <a:avLst/>
@@ -1276,7 +1257,7 @@
                         </w:txbxContent>
                       </wps:txbx>
                       <wps:bodyPr rot="0" vert="horz" wrap="square" lIns="91440" tIns="45720" rIns="91440" bIns="45720" anchor="t" anchorCtr="0">
-                        <a:spAutoFit/>
+                        <a:noAutofit/>
                       </wps:bodyPr>
                     </wps:wsp>
                   </a:graphicData>
@@ -1292,8 +1273,8 @@
           </mc:Choice>
           <mc:Fallback>
             <w:pict>
-              <v:shape w14:anchorId="187AE453" id="_x0000_s1027" type="#_x0000_t202" style="position:absolute;left:0;text-align:left;margin-left:-9.7pt;margin-top:41.9pt;width:185.9pt;height:110.6pt;z-index:-251657216;visibility:visible;mso-wrap-style:square;mso-width-percent:0;mso-height-percent:0;mso-wrap-distance-left:9pt;mso-wrap-distance-top:3.6pt;mso-wrap-distance-right:9pt;mso-wrap-distance-bottom:3.6pt;mso-position-horizontal:absolute;mso-position-horizontal-relative:text;mso-position-vertical:absolute;mso-position-vertical-relative:text;mso-width-percent:0;mso-height-percent:0;mso-width-relative:margin;mso-height-relative:margin;v-text-anchor:top" o:gfxdata="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" stroked="f">
-                <v:textbox style="mso-fit-shape-to-text:t">
+              <v:shape w14:anchorId="187AE453" id="_x0000_s1027" type="#_x0000_t202" style="position:absolute;left:0;text-align:left;margin-left:-9.85pt;margin-top:39.6pt;width:185.9pt;height:156.2pt;z-index:-251657216;visibility:visible;mso-wrap-style:square;mso-width-percent:0;mso-height-percent:0;mso-wrap-distance-left:9pt;mso-wrap-distance-top:3.6pt;mso-wrap-distance-right:9pt;mso-wrap-distance-bottom:3.6pt;mso-position-horizontal:absolute;mso-position-horizontal-relative:text;mso-position-vertical:absolute;mso-position-vertical-relative:text;mso-width-percent:0;mso-height-percent:0;mso-width-relative:margin;mso-height-relative:margin;v-text-anchor:top" o:gfxdata="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" stroked="f">
+                <v:textbox>
                   <w:txbxContent>
                     <w:p/>
                     <w:tbl>

--- a/app/static/templates/Teslim_Tutanagi_TASLAK.docx
+++ b/app/static/templates/Teslim_Tutanagi_TASLAK.docx
@@ -806,7 +806,7 @@
                               <w:tblLook w:val="04A0" w:firstRow="1" w:lastRow="0" w:firstColumn="1" w:lastColumn="0" w:noHBand="0" w:noVBand="1"/>
                             </w:tblPr>
                             <w:tblGrid>
-                              <w:gridCol w:w="1530"/>
+                              <w:gridCol w:w="1897"/>
                             </w:tblGrid>
                             <w:tr>
                               <w:trPr>
@@ -861,7 +861,13 @@
                                 </w:tcPr>
                                 <w:p>
                                   <w:r>
-                                    <w:t>İmza / Kaşe</w:t>
+                                    <w:t xml:space="preserve">İmza / </w:t>
+                                  </w:r>
+                                  <w:r>
+                                    <w:t xml:space="preserve">Tarih/ </w:t>
+                                  </w:r>
+                                  <w:r>
+                                    <w:t>Kaşe</w:t>
                                   </w:r>
                                 </w:p>
                               </w:tc>
@@ -874,7 +880,6 @@
                                 <w:tcPr>
                                   <w:tcW w:w="0" w:type="auto"/>
                                   <w:vAlign w:val="center"/>
-                                  <w:hideMark/>
                                 </w:tcPr>
                                 <w:p/>
                               </w:tc>
@@ -887,17 +892,8 @@
                                 <w:tcPr>
                                   <w:tcW w:w="0" w:type="auto"/>
                                   <w:vAlign w:val="center"/>
-                                  <w:hideMark/>
                                 </w:tcPr>
-                                <w:p>
-                                  <w:r>
-                                    <w:rPr>
-                                      <w:b/>
-                                      <w:bCs/>
-                                    </w:rPr>
-                                    <w:t>İsim:</w:t>
-                                  </w:r>
-                                </w:p>
+                                <w:p/>
                               </w:tc>
                             </w:tr>
                             <w:tr>
@@ -908,17 +904,8 @@
                                 <w:tcPr>
                                   <w:tcW w:w="0" w:type="auto"/>
                                   <w:vAlign w:val="center"/>
-                                  <w:hideMark/>
                                 </w:tcPr>
-                                <w:p>
-                                  <w:r>
-                                    <w:rPr>
-                                      <w:b/>
-                                      <w:bCs/>
-                                    </w:rPr>
-                                    <w:t>Tarih:</w:t>
-                                  </w:r>
-                                </w:p>
+                                <w:p/>
                               </w:tc>
                             </w:tr>
                           </w:tbl>
@@ -963,7 +950,7 @@
                         <w:tblLook w:val="04A0" w:firstRow="1" w:lastRow="0" w:firstColumn="1" w:lastColumn="0" w:noHBand="0" w:noVBand="1"/>
                       </w:tblPr>
                       <w:tblGrid>
-                        <w:gridCol w:w="1530"/>
+                        <w:gridCol w:w="1897"/>
                       </w:tblGrid>
                       <w:tr>
                         <w:trPr>
@@ -1018,7 +1005,13 @@
                           </w:tcPr>
                           <w:p>
                             <w:r>
-                              <w:t>İmza / Kaşe</w:t>
+                              <w:t xml:space="preserve">İmza / </w:t>
+                            </w:r>
+                            <w:r>
+                              <w:t xml:space="preserve">Tarih/ </w:t>
+                            </w:r>
+                            <w:r>
+                              <w:t>Kaşe</w:t>
                             </w:r>
                           </w:p>
                         </w:tc>
@@ -1031,7 +1024,6 @@
                           <w:tcPr>
                             <w:tcW w:w="0" w:type="auto"/>
                             <w:vAlign w:val="center"/>
-                            <w:hideMark/>
                           </w:tcPr>
                           <w:p/>
                         </w:tc>
@@ -1044,17 +1036,8 @@
                           <w:tcPr>
                             <w:tcW w:w="0" w:type="auto"/>
                             <w:vAlign w:val="center"/>
-                            <w:hideMark/>
                           </w:tcPr>
-                          <w:p>
-                            <w:r>
-                              <w:rPr>
-                                <w:b/>
-                                <w:bCs/>
-                              </w:rPr>
-                              <w:t>İsim:</w:t>
-                            </w:r>
-                          </w:p>
+                          <w:p/>
                         </w:tc>
                       </w:tr>
                       <w:tr>
@@ -1065,17 +1048,8 @@
                           <w:tcPr>
                             <w:tcW w:w="0" w:type="auto"/>
                             <w:vAlign w:val="center"/>
-                            <w:hideMark/>
                           </w:tcPr>
-                          <w:p>
-                            <w:r>
-                              <w:rPr>
-                                <w:b/>
-                                <w:bCs/>
-                              </w:rPr>
-                              <w:t>Tarih:</w:t>
-                            </w:r>
-                          </w:p>
+                          <w:p/>
                         </w:tc>
                       </w:tr>
                     </w:tbl>
@@ -1192,7 +1166,13 @@
                                 </w:tcPr>
                                 <w:p>
                                   <w:r>
-                                    <w:t>İmza / Kaşe</w:t>
+                                    <w:t xml:space="preserve">İmza / </w:t>
+                                  </w:r>
+                                  <w:r>
+                                    <w:t>Tarih/</w:t>
+                                  </w:r>
+                                  <w:r>
+                                    <w:t>Kaşe</w:t>
                                   </w:r>
                                 </w:p>
                               </w:tc>
@@ -1218,17 +1198,8 @@
                                 <w:tcPr>
                                   <w:tcW w:w="0" w:type="auto"/>
                                   <w:vAlign w:val="center"/>
-                                  <w:hideMark/>
                                 </w:tcPr>
-                                <w:p>
-                                  <w:r>
-                                    <w:rPr>
-                                      <w:b/>
-                                      <w:bCs/>
-                                    </w:rPr>
-                                    <w:t>İsim:</w:t>
-                                  </w:r>
-                                </w:p>
+                                <w:p/>
                               </w:tc>
                             </w:tr>
                             <w:tr>
@@ -1239,17 +1210,8 @@
                                 <w:tcPr>
                                   <w:tcW w:w="0" w:type="auto"/>
                                   <w:vAlign w:val="center"/>
-                                  <w:hideMark/>
                                 </w:tcPr>
-                                <w:p>
-                                  <w:r>
-                                    <w:rPr>
-                                      <w:b/>
-                                      <w:bCs/>
-                                    </w:rPr>
-                                    <w:t>Tarih:</w:t>
-                                  </w:r>
-                                </w:p>
+                                <w:p/>
                               </w:tc>
                             </w:tr>
                           </w:tbl>
@@ -1331,7 +1293,13 @@
                           </w:tcPr>
                           <w:p>
                             <w:r>
-                              <w:t>İmza / Kaşe</w:t>
+                              <w:t xml:space="preserve">İmza / </w:t>
+                            </w:r>
+                            <w:r>
+                              <w:t>Tarih/</w:t>
+                            </w:r>
+                            <w:r>
+                              <w:t>Kaşe</w:t>
                             </w:r>
                           </w:p>
                         </w:tc>
@@ -1357,17 +1325,8 @@
                           <w:tcPr>
                             <w:tcW w:w="0" w:type="auto"/>
                             <w:vAlign w:val="center"/>
-                            <w:hideMark/>
                           </w:tcPr>
-                          <w:p>
-                            <w:r>
-                              <w:rPr>
-                                <w:b/>
-                                <w:bCs/>
-                              </w:rPr>
-                              <w:t>İsim:</w:t>
-                            </w:r>
-                          </w:p>
+                          <w:p/>
                         </w:tc>
                       </w:tr>
                       <w:tr>
@@ -1378,17 +1337,8 @@
                           <w:tcPr>
                             <w:tcW w:w="0" w:type="auto"/>
                             <w:vAlign w:val="center"/>
-                            <w:hideMark/>
                           </w:tcPr>
-                          <w:p>
-                            <w:r>
-                              <w:rPr>
-                                <w:b/>
-                                <w:bCs/>
-                              </w:rPr>
-                              <w:t>Tarih:</w:t>
-                            </w:r>
-                          </w:p>
+                          <w:p/>
                         </w:tc>
                       </w:tr>
                     </w:tbl>

--- a/app/static/templates/Teslim_Tutanagi_TASLAK.docx
+++ b/app/static/templates/Teslim_Tutanagi_TASLAK.docx
@@ -751,15 +751,15 @@
         <mc:AlternateContent>
           <mc:Choice Requires="wps">
             <w:drawing>
-              <wp:anchor distT="45720" distB="45720" distL="114300" distR="114300" simplePos="0" relativeHeight="251661312" behindDoc="1" locked="0" layoutInCell="1" allowOverlap="1" wp14:anchorId="04E2C173" wp14:editId="0446D5BB">
+              <wp:anchor distT="45720" distB="45720" distL="114300" distR="114300" simplePos="0" relativeHeight="251661312" behindDoc="1" locked="0" layoutInCell="1" allowOverlap="1" wp14:anchorId="04E2C173" wp14:editId="5F2BF096">
                 <wp:simplePos x="0" y="0"/>
                 <wp:positionH relativeFrom="column">
-                  <wp:posOffset>3742055</wp:posOffset>
+                  <wp:posOffset>3602355</wp:posOffset>
                 </wp:positionH>
                 <wp:positionV relativeFrom="paragraph">
                   <wp:posOffset>502920</wp:posOffset>
                 </wp:positionV>
-                <wp:extent cx="2463800" cy="2110740"/>
+                <wp:extent cx="2787650" cy="2110740"/>
                 <wp:effectExtent l="0" t="0" r="0" b="3810"/>
                 <wp:wrapNone/>
                 <wp:docPr id="1252551933" name="Metin Kutusu 2"/>
@@ -775,7 +775,7 @@
                       <wps:spPr bwMode="auto">
                         <a:xfrm>
                           <a:off x="0" y="0"/>
-                          <a:ext cx="2463800" cy="2110740"/>
+                          <a:ext cx="2787650" cy="2110740"/>
                         </a:xfrm>
                         <a:prstGeom prst="rect">
                           <a:avLst/>
@@ -933,7 +933,7 @@
                 <v:stroke joinstyle="miter"/>
                 <v:path gradientshapeok="t" o:connecttype="rect"/>
               </v:shapetype>
-              <v:shape id="Metin Kutusu 2" o:spid="_x0000_s1026" type="#_x0000_t202" style="position:absolute;left:0;text-align:left;margin-left:294.65pt;margin-top:39.6pt;width:194pt;height:166.2pt;z-index:-251655168;visibility:visible;mso-wrap-style:square;mso-width-percent:0;mso-height-percent:0;mso-wrap-distance-left:9pt;mso-wrap-distance-top:3.6pt;mso-wrap-distance-right:9pt;mso-wrap-distance-bottom:3.6pt;mso-position-horizontal:absolute;mso-position-horizontal-relative:text;mso-position-vertical:absolute;mso-position-vertical-relative:text;mso-width-percent:0;mso-height-percent:0;mso-width-relative:margin;mso-height-relative:margin;v-text-anchor:top" o:gfxdata="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" stroked="f">
+              <v:shape id="Metin Kutusu 2" o:spid="_x0000_s1026" type="#_x0000_t202" style="position:absolute;left:0;text-align:left;margin-left:283.65pt;margin-top:39.6pt;width:219.5pt;height:166.2pt;z-index:-251655168;visibility:visible;mso-wrap-style:square;mso-width-percent:0;mso-height-percent:0;mso-wrap-distance-left:9pt;mso-wrap-distance-top:3.6pt;mso-wrap-distance-right:9pt;mso-wrap-distance-bottom:3.6pt;mso-position-horizontal:absolute;mso-position-horizontal-relative:text;mso-position-vertical:absolute;mso-position-vertical-relative:text;mso-width-percent:0;mso-height-percent:0;mso-width-relative:margin;mso-height-relative:margin;v-text-anchor:top" o:gfxdata="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" stroked="f">
                 <v:textbox>
                   <w:txbxContent>
                     <w:p/>
@@ -1070,10 +1070,10 @@
         <mc:AlternateContent>
           <mc:Choice Requires="wps">
             <w:drawing>
-              <wp:anchor distT="45720" distB="45720" distL="114300" distR="114300" simplePos="0" relativeHeight="251659264" behindDoc="1" locked="0" layoutInCell="1" allowOverlap="1" wp14:anchorId="187AE453" wp14:editId="1D854CBC">
+              <wp:anchor distT="45720" distB="45720" distL="114300" distR="114300" simplePos="0" relativeHeight="251659264" behindDoc="1" locked="0" layoutInCell="1" allowOverlap="1" wp14:anchorId="187AE453" wp14:editId="61408313">
                 <wp:simplePos x="0" y="0"/>
                 <wp:positionH relativeFrom="column">
-                  <wp:posOffset>-125095</wp:posOffset>
+                  <wp:posOffset>122555</wp:posOffset>
                 </wp:positionH>
                 <wp:positionV relativeFrom="paragraph">
                   <wp:posOffset>502920</wp:posOffset>
@@ -1114,7 +1114,7 @@
                           <w:p/>
                           <w:tbl>
                             <w:tblPr>
-                              <w:tblW w:w="0" w:type="auto"/>
+                              <w:tblW w:w="2962" w:type="dxa"/>
                               <w:tblCellSpacing w:w="15" w:type="dxa"/>
                               <w:tblCellMar>
                                 <w:top w:w="15" w:type="dxa"/>
@@ -1125,10 +1125,11 @@
                               <w:tblLook w:val="04A0" w:firstRow="1" w:lastRow="0" w:firstColumn="1" w:lastColumn="0" w:noHBand="0" w:noVBand="1"/>
                             </w:tblPr>
                             <w:tblGrid>
-                              <w:gridCol w:w="2591"/>
+                              <w:gridCol w:w="2962"/>
                             </w:tblGrid>
                             <w:tr>
                               <w:trPr>
+                                <w:trHeight w:val="424"/>
                                 <w:tblCellSpacing w:w="15" w:type="dxa"/>
                               </w:trPr>
                               <w:tc>
@@ -1156,6 +1157,7 @@
                             </w:tr>
                             <w:tr>
                               <w:trPr>
+                                <w:trHeight w:val="433"/>
                                 <w:tblCellSpacing w:w="15" w:type="dxa"/>
                               </w:trPr>
                               <w:tc>
@@ -1192,6 +1194,7 @@
                             </w:tr>
                             <w:tr>
                               <w:trPr>
+                                <w:trHeight w:val="433"/>
                                 <w:tblCellSpacing w:w="15" w:type="dxa"/>
                               </w:trPr>
                               <w:tc>
@@ -1204,6 +1207,7 @@
                             </w:tr>
                             <w:tr>
                               <w:trPr>
+                                <w:trHeight w:val="433"/>
                                 <w:tblCellSpacing w:w="15" w:type="dxa"/>
                               </w:trPr>
                               <w:tc>
@@ -1235,13 +1239,13 @@
           </mc:Choice>
           <mc:Fallback>
             <w:pict>
-              <v:shape w14:anchorId="187AE453" id="_x0000_s1027" type="#_x0000_t202" style="position:absolute;left:0;text-align:left;margin-left:-9.85pt;margin-top:39.6pt;width:185.9pt;height:156.2pt;z-index:-251657216;visibility:visible;mso-wrap-style:square;mso-width-percent:0;mso-height-percent:0;mso-wrap-distance-left:9pt;mso-wrap-distance-top:3.6pt;mso-wrap-distance-right:9pt;mso-wrap-distance-bottom:3.6pt;mso-position-horizontal:absolute;mso-position-horizontal-relative:text;mso-position-vertical:absolute;mso-position-vertical-relative:text;mso-width-percent:0;mso-height-percent:0;mso-width-relative:margin;mso-height-relative:margin;v-text-anchor:top" o:gfxdata="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" stroked="f">
+              <v:shape w14:anchorId="187AE453" id="_x0000_s1027" type="#_x0000_t202" style="position:absolute;left:0;text-align:left;margin-left:9.65pt;margin-top:39.6pt;width:185.9pt;height:156.2pt;z-index:-251657216;visibility:visible;mso-wrap-style:square;mso-width-percent:0;mso-height-percent:0;mso-wrap-distance-left:9pt;mso-wrap-distance-top:3.6pt;mso-wrap-distance-right:9pt;mso-wrap-distance-bottom:3.6pt;mso-position-horizontal:absolute;mso-position-horizontal-relative:text;mso-position-vertical:absolute;mso-position-vertical-relative:text;mso-width-percent:0;mso-height-percent:0;mso-width-relative:margin;mso-height-relative:margin;v-text-anchor:top" o:gfxdata="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" stroked="f">
                 <v:textbox>
                   <w:txbxContent>
                     <w:p/>
                     <w:tbl>
                       <w:tblPr>
-                        <w:tblW w:w="0" w:type="auto"/>
+                        <w:tblW w:w="2962" w:type="dxa"/>
                         <w:tblCellSpacing w:w="15" w:type="dxa"/>
                         <w:tblCellMar>
                           <w:top w:w="15" w:type="dxa"/>
@@ -1252,10 +1256,11 @@
                         <w:tblLook w:val="04A0" w:firstRow="1" w:lastRow="0" w:firstColumn="1" w:lastColumn="0" w:noHBand="0" w:noVBand="1"/>
                       </w:tblPr>
                       <w:tblGrid>
-                        <w:gridCol w:w="2591"/>
+                        <w:gridCol w:w="2962"/>
                       </w:tblGrid>
                       <w:tr>
                         <w:trPr>
+                          <w:trHeight w:val="424"/>
                           <w:tblCellSpacing w:w="15" w:type="dxa"/>
                         </w:trPr>
                         <w:tc>
@@ -1283,6 +1288,7 @@
                       </w:tr>
                       <w:tr>
                         <w:trPr>
+                          <w:trHeight w:val="433"/>
                           <w:tblCellSpacing w:w="15" w:type="dxa"/>
                         </w:trPr>
                         <w:tc>
@@ -1319,6 +1325,7 @@
                       </w:tr>
                       <w:tr>
                         <w:trPr>
+                          <w:trHeight w:val="433"/>
                           <w:tblCellSpacing w:w="15" w:type="dxa"/>
                         </w:trPr>
                         <w:tc>
@@ -1331,6 +1338,7 @@
                       </w:tr>
                       <w:tr>
                         <w:trPr>
+                          <w:trHeight w:val="433"/>
                           <w:tblCellSpacing w:w="15" w:type="dxa"/>
                         </w:trPr>
                         <w:tc>

--- a/app/static/templates/Teslim_Tutanagi_TASLAK.docx
+++ b/app/static/templates/Teslim_Tutanagi_TASLAK.docx
@@ -2,22 +2,6 @@
 <file path=word/document.xml><?xml version="1.0" encoding="utf-8"?>
 <w:document xmlns:wpc="http://schemas.microsoft.com/office/word/2010/wordprocessingCanvas" xmlns:cx="http://schemas.microsoft.com/office/drawing/2014/chartex" xmlns:cx1="http://schemas.microsoft.com/office/drawing/2015/9/8/chartex" xmlns:cx2="http://schemas.microsoft.com/office/drawing/2015/10/21/chartex" xmlns:cx3="http://schemas.microsoft.com/office/drawing/2016/5/9/chartex" xmlns:cx4="http://schemas.microsoft.com/office/drawing/2016/5/10/chartex" xmlns:cx5="http://schemas.microsoft.com/office/drawing/2016/5/11/chartex" xmlns:cx6="http://schemas.microsoft.com/office/drawing/2016/5/12/chartex" xmlns:cx7="http://schemas.microsoft.com/office/drawing/2016/5/13/chartex" xmlns:cx8="http://schemas.microsoft.com/office/drawing/2016/5/14/chartex" xmlns:mc="http://schemas.openxmlformats.org/markup-compatibility/2006" xmlns:aink="http://schemas.microsoft.com/office/drawing/2016/ink" xmlns:am3d="http://schemas.microsoft.com/office/drawing/2017/model3d" xmlns:o="urn:schemas-microsoft-com:office:office" xmlns:oel="http://schemas.microsoft.com/office/2019/extlst" xmlns:r="http://schemas.openxmlformats.org/officeDocument/2006/relationships" xmlns:m="http://schemas.openxmlformats.org/officeDocument/2006/math" xmlns:v="urn:schemas-microsoft-com:vml" xmlns:wp14="http://schemas.microsoft.com/office/word/2010/wordprocessingDrawing" xmlns:wp="http://schemas.openxmlformats.org/drawingml/2006/wordprocessingDrawing" xmlns:w10="urn:schemas-microsoft-com:office:word" xmlns:w="http://schemas.openxmlformats.org/wordprocessingml/2006/main" xmlns:w14="http://schemas.microsoft.com/office/word/2010/wordml" xmlns:w15="http://schemas.microsoft.com/office/word/2012/wordml" xmlns:w16cex="http://schemas.microsoft.com/office/word/2018/wordml/cex" xmlns:w16cid="http://schemas.microsoft.com/office/word/2016/wordml/cid" xmlns:w16="http://schemas.microsoft.com/office/word/2018/wordml" xmlns:w16du="http://schemas.microsoft.com/office/word/2023/wordml/word16du" xmlns:w16sdtdh="http://schemas.microsoft.com/office/word/2020/wordml/sdtdatahash" xmlns:w16sdtfl="http://schemas.microsoft.com/office/word/2024/wordml/sdtformatlock" xmlns:w16se="http://schemas.microsoft.com/office/word/2015/wordml/symex" xmlns:wpg="http://schemas.microsoft.com/office/word/2010/wordprocessingGroup" xmlns:wpi="http://schemas.microsoft.com/office/word/2010/wordprocessingInk" xmlns:wne="http://schemas.microsoft.com/office/word/2006/wordml" xmlns:wps="http://schemas.microsoft.com/office/word/2010/wordprocessingShape" mc:Ignorable="w14 w15 w16se w16cid w16 w16cex w16sdtdh w16sdtfl w16du wp14">
   <w:body>
-    <w:p>
-      <w:pPr>
-        <w:jc w:val="center"/>
-        <w:rPr>
-          <w:b/>
-          <w:bCs/>
-        </w:rPr>
-      </w:pPr>
-      <w:r>
-        <w:rPr>
-          <w:b/>
-          <w:bCs/>
-        </w:rPr>
-        <w:t>PİMAKS İŞ MAKİNALARI TESLİM-TESELLÜM TUTANAĞI (EK-1)</w:t>
-      </w:r>
-    </w:p>
     <w:p>
       <w:r>
         <w:rPr>
@@ -497,7 +481,7 @@
       </w:tr>
       <w:tr>
         <w:trPr>
-          <w:trHeight w:val="749"/>
+          <w:trHeight w:val="810"/>
         </w:trPr>
         <w:tc>
           <w:tcPr>
@@ -746,622 +730,6 @@
         <w:rPr>
           <w:b/>
           <w:bCs/>
-          <w:noProof/>
-        </w:rPr>
-        <mc:AlternateContent>
-          <mc:Choice Requires="wps">
-            <w:drawing>
-              <wp:anchor distT="45720" distB="45720" distL="114300" distR="114300" simplePos="0" relativeHeight="251661312" behindDoc="1" locked="0" layoutInCell="1" allowOverlap="1" wp14:anchorId="04E2C173" wp14:editId="5F2BF096">
-                <wp:simplePos x="0" y="0"/>
-                <wp:positionH relativeFrom="column">
-                  <wp:posOffset>3602355</wp:posOffset>
-                </wp:positionH>
-                <wp:positionV relativeFrom="paragraph">
-                  <wp:posOffset>502920</wp:posOffset>
-                </wp:positionV>
-                <wp:extent cx="2787650" cy="2110740"/>
-                <wp:effectExtent l="0" t="0" r="0" b="3810"/>
-                <wp:wrapNone/>
-                <wp:docPr id="1252551933" name="Metin Kutusu 2"/>
-                <wp:cNvGraphicFramePr>
-                  <a:graphicFrameLocks xmlns:a="http://schemas.openxmlformats.org/drawingml/2006/main"/>
-                </wp:cNvGraphicFramePr>
-                <a:graphic xmlns:a="http://schemas.openxmlformats.org/drawingml/2006/main">
-                  <a:graphicData uri="http://schemas.microsoft.com/office/word/2010/wordprocessingShape">
-                    <wps:wsp>
-                      <wps:cNvSpPr txBox="1">
-                        <a:spLocks noChangeArrowheads="1"/>
-                      </wps:cNvSpPr>
-                      <wps:spPr bwMode="auto">
-                        <a:xfrm>
-                          <a:off x="0" y="0"/>
-                          <a:ext cx="2787650" cy="2110740"/>
-                        </a:xfrm>
-                        <a:prstGeom prst="rect">
-                          <a:avLst/>
-                        </a:prstGeom>
-                        <a:solidFill>
-                          <a:srgbClr val="FFFFFF"/>
-                        </a:solidFill>
-                        <a:ln w="9525">
-                          <a:noFill/>
-                          <a:miter lim="800000"/>
-                          <a:headEnd/>
-                          <a:tailEnd/>
-                        </a:ln>
-                      </wps:spPr>
-                      <wps:txbx>
-                        <w:txbxContent>
-                          <w:p/>
-                          <w:tbl>
-                            <w:tblPr>
-                              <w:tblW w:w="0" w:type="auto"/>
-                              <w:tblCellSpacing w:w="15" w:type="dxa"/>
-                              <w:tblCellMar>
-                                <w:top w:w="15" w:type="dxa"/>
-                                <w:left w:w="15" w:type="dxa"/>
-                                <w:bottom w:w="15" w:type="dxa"/>
-                                <w:right w:w="15" w:type="dxa"/>
-                              </w:tblCellMar>
-                              <w:tblLook w:val="04A0" w:firstRow="1" w:lastRow="0" w:firstColumn="1" w:lastColumn="0" w:noHBand="0" w:noVBand="1"/>
-                            </w:tblPr>
-                            <w:tblGrid>
-                              <w:gridCol w:w="1897"/>
-                            </w:tblGrid>
-                            <w:tr>
-                              <w:trPr>
-                                <w:tblCellSpacing w:w="15" w:type="dxa"/>
-                              </w:trPr>
-                              <w:tc>
-                                <w:tcPr>
-                                  <w:tcW w:w="0" w:type="auto"/>
-                                  <w:vAlign w:val="center"/>
-                                  <w:hideMark/>
-                                </w:tcPr>
-                                <w:p>
-                                  <w:pPr>
-                                    <w:rPr>
-                                      <w:b/>
-                                      <w:bCs/>
-                                    </w:rPr>
-                                  </w:pPr>
-                                  <w:r>
-                                    <w:rPr>
-                                      <w:b/>
-                                      <w:bCs/>
-                                    </w:rPr>
-                                    <w:t xml:space="preserve">TESLİM </w:t>
-                                  </w:r>
-                                  <w:r>
-                                    <w:rPr>
-                                      <w:b/>
-                                      <w:bCs/>
-                                    </w:rPr>
-                                    <w:t>ALAN</w:t>
-                                  </w:r>
-                                  <w:r>
-                                    <w:rPr>
-                                      <w:b/>
-                                      <w:bCs/>
-                                    </w:rPr>
-                                    <w:t xml:space="preserve"> </w:t>
-                                  </w:r>
-                                </w:p>
-                              </w:tc>
-                            </w:tr>
-                            <w:tr>
-                              <w:trPr>
-                                <w:tblCellSpacing w:w="15" w:type="dxa"/>
-                              </w:trPr>
-                              <w:tc>
-                                <w:tcPr>
-                                  <w:tcW w:w="0" w:type="auto"/>
-                                  <w:vAlign w:val="center"/>
-                                  <w:hideMark/>
-                                </w:tcPr>
-                                <w:p>
-                                  <w:r>
-                                    <w:t xml:space="preserve">İmza / </w:t>
-                                  </w:r>
-                                  <w:r>
-                                    <w:t xml:space="preserve">Tarih/ </w:t>
-                                  </w:r>
-                                  <w:r>
-                                    <w:t>Kaşe</w:t>
-                                  </w:r>
-                                </w:p>
-                              </w:tc>
-                            </w:tr>
-                            <w:tr>
-                              <w:trPr>
-                                <w:tblCellSpacing w:w="15" w:type="dxa"/>
-                              </w:trPr>
-                              <w:tc>
-                                <w:tcPr>
-                                  <w:tcW w:w="0" w:type="auto"/>
-                                  <w:vAlign w:val="center"/>
-                                </w:tcPr>
-                                <w:p/>
-                              </w:tc>
-                            </w:tr>
-                            <w:tr>
-                              <w:trPr>
-                                <w:tblCellSpacing w:w="15" w:type="dxa"/>
-                              </w:trPr>
-                              <w:tc>
-                                <w:tcPr>
-                                  <w:tcW w:w="0" w:type="auto"/>
-                                  <w:vAlign w:val="center"/>
-                                </w:tcPr>
-                                <w:p/>
-                              </w:tc>
-                            </w:tr>
-                            <w:tr>
-                              <w:trPr>
-                                <w:tblCellSpacing w:w="15" w:type="dxa"/>
-                              </w:trPr>
-                              <w:tc>
-                                <w:tcPr>
-                                  <w:tcW w:w="0" w:type="auto"/>
-                                  <w:vAlign w:val="center"/>
-                                </w:tcPr>
-                                <w:p/>
-                              </w:tc>
-                            </w:tr>
-                          </w:tbl>
-                          <w:p/>
-                        </w:txbxContent>
-                      </wps:txbx>
-                      <wps:bodyPr rot="0" vert="horz" wrap="square" lIns="91440" tIns="45720" rIns="91440" bIns="45720" anchor="t" anchorCtr="0">
-                        <a:noAutofit/>
-                      </wps:bodyPr>
-                    </wps:wsp>
-                  </a:graphicData>
-                </a:graphic>
-                <wp14:sizeRelH relativeFrom="margin">
-                  <wp14:pctWidth>0</wp14:pctWidth>
-                </wp14:sizeRelH>
-                <wp14:sizeRelV relativeFrom="margin">
-                  <wp14:pctHeight>0</wp14:pctHeight>
-                </wp14:sizeRelV>
-              </wp:anchor>
-            </w:drawing>
-          </mc:Choice>
-          <mc:Fallback>
-            <w:pict>
-              <v:shapetype w14:anchorId="04E2C173" id="_x0000_t202" coordsize="21600,21600" o:spt="202" path="m,l,21600r21600,l21600,xe">
-                <v:stroke joinstyle="miter"/>
-                <v:path gradientshapeok="t" o:connecttype="rect"/>
-              </v:shapetype>
-              <v:shape id="Metin Kutusu 2" o:spid="_x0000_s1026" type="#_x0000_t202" style="position:absolute;left:0;text-align:left;margin-left:283.65pt;margin-top:39.6pt;width:219.5pt;height:166.2pt;z-index:-251655168;visibility:visible;mso-wrap-style:square;mso-width-percent:0;mso-height-percent:0;mso-wrap-distance-left:9pt;mso-wrap-distance-top:3.6pt;mso-wrap-distance-right:9pt;mso-wrap-distance-bottom:3.6pt;mso-position-horizontal:absolute;mso-position-horizontal-relative:text;mso-position-vertical:absolute;mso-position-vertical-relative:text;mso-width-percent:0;mso-height-percent:0;mso-width-relative:margin;mso-height-relative:margin;v-text-anchor:top" o:gfxdata="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" stroked="f">
-                <v:textbox>
-                  <w:txbxContent>
-                    <w:p/>
-                    <w:tbl>
-                      <w:tblPr>
-                        <w:tblW w:w="0" w:type="auto"/>
-                        <w:tblCellSpacing w:w="15" w:type="dxa"/>
-                        <w:tblCellMar>
-                          <w:top w:w="15" w:type="dxa"/>
-                          <w:left w:w="15" w:type="dxa"/>
-                          <w:bottom w:w="15" w:type="dxa"/>
-                          <w:right w:w="15" w:type="dxa"/>
-                        </w:tblCellMar>
-                        <w:tblLook w:val="04A0" w:firstRow="1" w:lastRow="0" w:firstColumn="1" w:lastColumn="0" w:noHBand="0" w:noVBand="1"/>
-                      </w:tblPr>
-                      <w:tblGrid>
-                        <w:gridCol w:w="1897"/>
-                      </w:tblGrid>
-                      <w:tr>
-                        <w:trPr>
-                          <w:tblCellSpacing w:w="15" w:type="dxa"/>
-                        </w:trPr>
-                        <w:tc>
-                          <w:tcPr>
-                            <w:tcW w:w="0" w:type="auto"/>
-                            <w:vAlign w:val="center"/>
-                            <w:hideMark/>
-                          </w:tcPr>
-                          <w:p>
-                            <w:pPr>
-                              <w:rPr>
-                                <w:b/>
-                                <w:bCs/>
-                              </w:rPr>
-                            </w:pPr>
-                            <w:r>
-                              <w:rPr>
-                                <w:b/>
-                                <w:bCs/>
-                              </w:rPr>
-                              <w:t xml:space="preserve">TESLİM </w:t>
-                            </w:r>
-                            <w:r>
-                              <w:rPr>
-                                <w:b/>
-                                <w:bCs/>
-                              </w:rPr>
-                              <w:t>ALAN</w:t>
-                            </w:r>
-                            <w:r>
-                              <w:rPr>
-                                <w:b/>
-                                <w:bCs/>
-                              </w:rPr>
-                              <w:t xml:space="preserve"> </w:t>
-                            </w:r>
-                          </w:p>
-                        </w:tc>
-                      </w:tr>
-                      <w:tr>
-                        <w:trPr>
-                          <w:tblCellSpacing w:w="15" w:type="dxa"/>
-                        </w:trPr>
-                        <w:tc>
-                          <w:tcPr>
-                            <w:tcW w:w="0" w:type="auto"/>
-                            <w:vAlign w:val="center"/>
-                            <w:hideMark/>
-                          </w:tcPr>
-                          <w:p>
-                            <w:r>
-                              <w:t xml:space="preserve">İmza / </w:t>
-                            </w:r>
-                            <w:r>
-                              <w:t xml:space="preserve">Tarih/ </w:t>
-                            </w:r>
-                            <w:r>
-                              <w:t>Kaşe</w:t>
-                            </w:r>
-                          </w:p>
-                        </w:tc>
-                      </w:tr>
-                      <w:tr>
-                        <w:trPr>
-                          <w:tblCellSpacing w:w="15" w:type="dxa"/>
-                        </w:trPr>
-                        <w:tc>
-                          <w:tcPr>
-                            <w:tcW w:w="0" w:type="auto"/>
-                            <w:vAlign w:val="center"/>
-                          </w:tcPr>
-                          <w:p/>
-                        </w:tc>
-                      </w:tr>
-                      <w:tr>
-                        <w:trPr>
-                          <w:tblCellSpacing w:w="15" w:type="dxa"/>
-                        </w:trPr>
-                        <w:tc>
-                          <w:tcPr>
-                            <w:tcW w:w="0" w:type="auto"/>
-                            <w:vAlign w:val="center"/>
-                          </w:tcPr>
-                          <w:p/>
-                        </w:tc>
-                      </w:tr>
-                      <w:tr>
-                        <w:trPr>
-                          <w:tblCellSpacing w:w="15" w:type="dxa"/>
-                        </w:trPr>
-                        <w:tc>
-                          <w:tcPr>
-                            <w:tcW w:w="0" w:type="auto"/>
-                            <w:vAlign w:val="center"/>
-                          </w:tcPr>
-                          <w:p/>
-                        </w:tc>
-                      </w:tr>
-                    </w:tbl>
-                    <w:p/>
-                  </w:txbxContent>
-                </v:textbox>
-              </v:shape>
-            </w:pict>
-          </mc:Fallback>
-        </mc:AlternateContent>
-      </w:r>
-      <w:r>
-        <w:rPr>
-          <w:b/>
-          <w:bCs/>
-          <w:noProof/>
-        </w:rPr>
-        <mc:AlternateContent>
-          <mc:Choice Requires="wps">
-            <w:drawing>
-              <wp:anchor distT="45720" distB="45720" distL="114300" distR="114300" simplePos="0" relativeHeight="251659264" behindDoc="1" locked="0" layoutInCell="1" allowOverlap="1" wp14:anchorId="187AE453" wp14:editId="61408313">
-                <wp:simplePos x="0" y="0"/>
-                <wp:positionH relativeFrom="column">
-                  <wp:posOffset>122555</wp:posOffset>
-                </wp:positionH>
-                <wp:positionV relativeFrom="paragraph">
-                  <wp:posOffset>502920</wp:posOffset>
-                </wp:positionV>
-                <wp:extent cx="2360930" cy="1983740"/>
-                <wp:effectExtent l="0" t="0" r="1270" b="0"/>
-                <wp:wrapNone/>
-                <wp:docPr id="217" name="Metin Kutusu 2"/>
-                <wp:cNvGraphicFramePr>
-                  <a:graphicFrameLocks xmlns:a="http://schemas.openxmlformats.org/drawingml/2006/main"/>
-                </wp:cNvGraphicFramePr>
-                <a:graphic xmlns:a="http://schemas.openxmlformats.org/drawingml/2006/main">
-                  <a:graphicData uri="http://schemas.microsoft.com/office/word/2010/wordprocessingShape">
-                    <wps:wsp>
-                      <wps:cNvSpPr txBox="1">
-                        <a:spLocks noChangeArrowheads="1"/>
-                      </wps:cNvSpPr>
-                      <wps:spPr bwMode="auto">
-                        <a:xfrm>
-                          <a:off x="0" y="0"/>
-                          <a:ext cx="2360930" cy="1983740"/>
-                        </a:xfrm>
-                        <a:prstGeom prst="rect">
-                          <a:avLst/>
-                        </a:prstGeom>
-                        <a:solidFill>
-                          <a:srgbClr val="FFFFFF"/>
-                        </a:solidFill>
-                        <a:ln w="9525">
-                          <a:noFill/>
-                          <a:miter lim="800000"/>
-                          <a:headEnd/>
-                          <a:tailEnd/>
-                        </a:ln>
-                      </wps:spPr>
-                      <wps:txbx>
-                        <w:txbxContent>
-                          <w:p/>
-                          <w:tbl>
-                            <w:tblPr>
-                              <w:tblW w:w="2962" w:type="dxa"/>
-                              <w:tblCellSpacing w:w="15" w:type="dxa"/>
-                              <w:tblCellMar>
-                                <w:top w:w="15" w:type="dxa"/>
-                                <w:left w:w="15" w:type="dxa"/>
-                                <w:bottom w:w="15" w:type="dxa"/>
-                                <w:right w:w="15" w:type="dxa"/>
-                              </w:tblCellMar>
-                              <w:tblLook w:val="04A0" w:firstRow="1" w:lastRow="0" w:firstColumn="1" w:lastColumn="0" w:noHBand="0" w:noVBand="1"/>
-                            </w:tblPr>
-                            <w:tblGrid>
-                              <w:gridCol w:w="2962"/>
-                            </w:tblGrid>
-                            <w:tr>
-                              <w:trPr>
-                                <w:trHeight w:val="424"/>
-                                <w:tblCellSpacing w:w="15" w:type="dxa"/>
-                              </w:trPr>
-                              <w:tc>
-                                <w:tcPr>
-                                  <w:tcW w:w="0" w:type="auto"/>
-                                  <w:vAlign w:val="center"/>
-                                  <w:hideMark/>
-                                </w:tcPr>
-                                <w:p>
-                                  <w:pPr>
-                                    <w:rPr>
-                                      <w:b/>
-                                      <w:bCs/>
-                                    </w:rPr>
-                                  </w:pPr>
-                                  <w:r>
-                                    <w:rPr>
-                                      <w:b/>
-                                      <w:bCs/>
-                                    </w:rPr>
-                                    <w:t>TESLİM EDEN (PİMAKS)</w:t>
-                                  </w:r>
-                                </w:p>
-                              </w:tc>
-                            </w:tr>
-                            <w:tr>
-                              <w:trPr>
-                                <w:trHeight w:val="433"/>
-                                <w:tblCellSpacing w:w="15" w:type="dxa"/>
-                              </w:trPr>
-                              <w:tc>
-                                <w:tcPr>
-                                  <w:tcW w:w="0" w:type="auto"/>
-                                  <w:vAlign w:val="center"/>
-                                  <w:hideMark/>
-                                </w:tcPr>
-                                <w:p>
-                                  <w:r>
-                                    <w:t xml:space="preserve">İmza / </w:t>
-                                  </w:r>
-                                  <w:r>
-                                    <w:t>Tarih/</w:t>
-                                  </w:r>
-                                  <w:r>
-                                    <w:t>Kaşe</w:t>
-                                  </w:r>
-                                </w:p>
-                              </w:tc>
-                            </w:tr>
-                            <w:tr>
-                              <w:trPr>
-                                <w:tblCellSpacing w:w="15" w:type="dxa"/>
-                              </w:trPr>
-                              <w:tc>
-                                <w:tcPr>
-                                  <w:tcW w:w="0" w:type="auto"/>
-                                  <w:vAlign w:val="center"/>
-                                  <w:hideMark/>
-                                </w:tcPr>
-                                <w:p/>
-                              </w:tc>
-                            </w:tr>
-                            <w:tr>
-                              <w:trPr>
-                                <w:trHeight w:val="433"/>
-                                <w:tblCellSpacing w:w="15" w:type="dxa"/>
-                              </w:trPr>
-                              <w:tc>
-                                <w:tcPr>
-                                  <w:tcW w:w="0" w:type="auto"/>
-                                  <w:vAlign w:val="center"/>
-                                </w:tcPr>
-                                <w:p/>
-                              </w:tc>
-                            </w:tr>
-                            <w:tr>
-                              <w:trPr>
-                                <w:trHeight w:val="433"/>
-                                <w:tblCellSpacing w:w="15" w:type="dxa"/>
-                              </w:trPr>
-                              <w:tc>
-                                <w:tcPr>
-                                  <w:tcW w:w="0" w:type="auto"/>
-                                  <w:vAlign w:val="center"/>
-                                </w:tcPr>
-                                <w:p/>
-                              </w:tc>
-                            </w:tr>
-                          </w:tbl>
-                          <w:p/>
-                        </w:txbxContent>
-                      </wps:txbx>
-                      <wps:bodyPr rot="0" vert="horz" wrap="square" lIns="91440" tIns="45720" rIns="91440" bIns="45720" anchor="t" anchorCtr="0">
-                        <a:noAutofit/>
-                      </wps:bodyPr>
-                    </wps:wsp>
-                  </a:graphicData>
-                </a:graphic>
-                <wp14:sizeRelH relativeFrom="margin">
-                  <wp14:pctWidth>0</wp14:pctWidth>
-                </wp14:sizeRelH>
-                <wp14:sizeRelV relativeFrom="margin">
-                  <wp14:pctHeight>0</wp14:pctHeight>
-                </wp14:sizeRelV>
-              </wp:anchor>
-            </w:drawing>
-          </mc:Choice>
-          <mc:Fallback>
-            <w:pict>
-              <v:shape w14:anchorId="187AE453" id="_x0000_s1027" type="#_x0000_t202" style="position:absolute;left:0;text-align:left;margin-left:9.65pt;margin-top:39.6pt;width:185.9pt;height:156.2pt;z-index:-251657216;visibility:visible;mso-wrap-style:square;mso-width-percent:0;mso-height-percent:0;mso-wrap-distance-left:9pt;mso-wrap-distance-top:3.6pt;mso-wrap-distance-right:9pt;mso-wrap-distance-bottom:3.6pt;mso-position-horizontal:absolute;mso-position-horizontal-relative:text;mso-position-vertical:absolute;mso-position-vertical-relative:text;mso-width-percent:0;mso-height-percent:0;mso-width-relative:margin;mso-height-relative:margin;v-text-anchor:top" o:gfxdata="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" stroked="f">
-                <v:textbox>
-                  <w:txbxContent>
-                    <w:p/>
-                    <w:tbl>
-                      <w:tblPr>
-                        <w:tblW w:w="2962" w:type="dxa"/>
-                        <w:tblCellSpacing w:w="15" w:type="dxa"/>
-                        <w:tblCellMar>
-                          <w:top w:w="15" w:type="dxa"/>
-                          <w:left w:w="15" w:type="dxa"/>
-                          <w:bottom w:w="15" w:type="dxa"/>
-                          <w:right w:w="15" w:type="dxa"/>
-                        </w:tblCellMar>
-                        <w:tblLook w:val="04A0" w:firstRow="1" w:lastRow="0" w:firstColumn="1" w:lastColumn="0" w:noHBand="0" w:noVBand="1"/>
-                      </w:tblPr>
-                      <w:tblGrid>
-                        <w:gridCol w:w="2962"/>
-                      </w:tblGrid>
-                      <w:tr>
-                        <w:trPr>
-                          <w:trHeight w:val="424"/>
-                          <w:tblCellSpacing w:w="15" w:type="dxa"/>
-                        </w:trPr>
-                        <w:tc>
-                          <w:tcPr>
-                            <w:tcW w:w="0" w:type="auto"/>
-                            <w:vAlign w:val="center"/>
-                            <w:hideMark/>
-                          </w:tcPr>
-                          <w:p>
-                            <w:pPr>
-                              <w:rPr>
-                                <w:b/>
-                                <w:bCs/>
-                              </w:rPr>
-                            </w:pPr>
-                            <w:r>
-                              <w:rPr>
-                                <w:b/>
-                                <w:bCs/>
-                              </w:rPr>
-                              <w:t>TESLİM EDEN (PİMAKS)</w:t>
-                            </w:r>
-                          </w:p>
-                        </w:tc>
-                      </w:tr>
-                      <w:tr>
-                        <w:trPr>
-                          <w:trHeight w:val="433"/>
-                          <w:tblCellSpacing w:w="15" w:type="dxa"/>
-                        </w:trPr>
-                        <w:tc>
-                          <w:tcPr>
-                            <w:tcW w:w="0" w:type="auto"/>
-                            <w:vAlign w:val="center"/>
-                            <w:hideMark/>
-                          </w:tcPr>
-                          <w:p>
-                            <w:r>
-                              <w:t xml:space="preserve">İmza / </w:t>
-                            </w:r>
-                            <w:r>
-                              <w:t>Tarih/</w:t>
-                            </w:r>
-                            <w:r>
-                              <w:t>Kaşe</w:t>
-                            </w:r>
-                          </w:p>
-                        </w:tc>
-                      </w:tr>
-                      <w:tr>
-                        <w:trPr>
-                          <w:tblCellSpacing w:w="15" w:type="dxa"/>
-                        </w:trPr>
-                        <w:tc>
-                          <w:tcPr>
-                            <w:tcW w:w="0" w:type="auto"/>
-                            <w:vAlign w:val="center"/>
-                            <w:hideMark/>
-                          </w:tcPr>
-                          <w:p/>
-                        </w:tc>
-                      </w:tr>
-                      <w:tr>
-                        <w:trPr>
-                          <w:trHeight w:val="433"/>
-                          <w:tblCellSpacing w:w="15" w:type="dxa"/>
-                        </w:trPr>
-                        <w:tc>
-                          <w:tcPr>
-                            <w:tcW w:w="0" w:type="auto"/>
-                            <w:vAlign w:val="center"/>
-                          </w:tcPr>
-                          <w:p/>
-                        </w:tc>
-                      </w:tr>
-                      <w:tr>
-                        <w:trPr>
-                          <w:trHeight w:val="433"/>
-                          <w:tblCellSpacing w:w="15" w:type="dxa"/>
-                        </w:trPr>
-                        <w:tc>
-                          <w:tcPr>
-                            <w:tcW w:w="0" w:type="auto"/>
-                            <w:vAlign w:val="center"/>
-                          </w:tcPr>
-                          <w:p/>
-                        </w:tc>
-                      </w:tr>
-                    </w:tbl>
-                    <w:p/>
-                  </w:txbxContent>
-                </v:textbox>
-              </v:shape>
-            </w:pict>
-          </mc:Fallback>
-        </mc:AlternateContent>
-      </w:r>
-      <w:r>
-        <w:rPr>
-          <w:b/>
-          <w:bCs/>
         </w:rPr>
         <w:t>Sözleşme Bağlılığı:</w:t>
       </w:r>
@@ -1393,63 +761,185 @@
         <w:t>} numaralı Kiralama Formu ve taraflar arasında imzalanmış olan Genel Kiralama Sözleşmesi'nin ayrılmaz bir ekidir.</w:t>
       </w:r>
     </w:p>
-    <w:tbl>
-      <w:tblPr>
-        <w:tblW w:w="0" w:type="auto"/>
-        <w:tblCellSpacing w:w="15" w:type="dxa"/>
-        <w:tblCellMar>
-          <w:top w:w="15" w:type="dxa"/>
-          <w:left w:w="15" w:type="dxa"/>
-          <w:bottom w:w="15" w:type="dxa"/>
-          <w:right w:w="15" w:type="dxa"/>
-        </w:tblCellMar>
-        <w:tblLook w:val="04A0" w:firstRow="1" w:lastRow="0" w:firstColumn="1" w:lastColumn="0" w:noHBand="0" w:noVBand="1"/>
-      </w:tblPr>
-      <w:tblGrid>
-        <w:gridCol w:w="96"/>
-      </w:tblGrid>
-      <w:tr>
-        <w:trPr>
-          <w:tblCellSpacing w:w="15" w:type="dxa"/>
-        </w:trPr>
-        <w:tc>
-          <w:tcPr>
-            <w:tcW w:w="0" w:type="auto"/>
-            <w:vAlign w:val="center"/>
-          </w:tcPr>
-          <w:p>
-            <w:pPr>
-              <w:rPr>
-                <w:b/>
-                <w:bCs/>
-              </w:rPr>
-            </w:pPr>
-          </w:p>
-        </w:tc>
-      </w:tr>
-      <w:tr>
-        <w:trPr>
-          <w:tblCellSpacing w:w="15" w:type="dxa"/>
-        </w:trPr>
-        <w:tc>
-          <w:tcPr>
-            <w:tcW w:w="0" w:type="auto"/>
-            <w:vAlign w:val="center"/>
-            <w:hideMark/>
-          </w:tcPr>
-          <w:p/>
-        </w:tc>
-      </w:tr>
-    </w:tbl>
-    <w:p/>
     <w:sectPr>
+      <w:headerReference w:type="default" r:id="rId7"/>
+      <w:footerReference w:type="default" r:id="rId8"/>
       <w:pgSz w:w="11906" w:h="16838"/>
-      <w:pgMar w:top="1417" w:right="1417" w:bottom="1417" w:left="1417" w:header="708" w:footer="708" w:gutter="0"/>
+      <w:pgMar w:top="1227" w:right="1417" w:bottom="1417" w:left="1417" w:header="510" w:footer="1798" w:gutter="0"/>
       <w:cols w:space="708"/>
       <w:docGrid w:linePitch="360"/>
     </w:sectPr>
   </w:body>
 </w:document>
+</file>
+
+<file path=word/endnotes.xml><?xml version="1.0" encoding="utf-8"?>
+<w:endnotes xmlns:wpc="http://schemas.microsoft.com/office/word/2010/wordprocessingCanvas" xmlns:cx="http://schemas.microsoft.com/office/drawing/2014/chartex" xmlns:cx1="http://schemas.microsoft.com/office/drawing/2015/9/8/chartex" xmlns:cx2="http://schemas.microsoft.com/office/drawing/2015/10/21/chartex" xmlns:cx3="http://schemas.microsoft.com/office/drawing/2016/5/9/chartex" xmlns:cx4="http://schemas.microsoft.com/office/drawing/2016/5/10/chartex" xmlns:cx5="http://schemas.microsoft.com/office/drawing/2016/5/11/chartex" xmlns:cx6="http://schemas.microsoft.com/office/drawing/2016/5/12/chartex" xmlns:cx7="http://schemas.microsoft.com/office/drawing/2016/5/13/chartex" xmlns:cx8="http://schemas.microsoft.com/office/drawing/2016/5/14/chartex" xmlns:mc="http://schemas.openxmlformats.org/markup-compatibility/2006" xmlns:aink="http://schemas.microsoft.com/office/drawing/2016/ink" xmlns:am3d="http://schemas.microsoft.com/office/drawing/2017/model3d" xmlns:o="urn:schemas-microsoft-com:office:office" xmlns:oel="http://schemas.microsoft.com/office/2019/extlst" xmlns:r="http://schemas.openxmlformats.org/officeDocument/2006/relationships" xmlns:m="http://schemas.openxmlformats.org/officeDocument/2006/math" xmlns:v="urn:schemas-microsoft-com:vml" xmlns:wp14="http://schemas.microsoft.com/office/word/2010/wordprocessingDrawing" xmlns:wp="http://schemas.openxmlformats.org/drawingml/2006/wordprocessingDrawing" xmlns:w10="urn:schemas-microsoft-com:office:word" xmlns:w="http://schemas.openxmlformats.org/wordprocessingml/2006/main" xmlns:w14="http://schemas.microsoft.com/office/word/2010/wordml" xmlns:w15="http://schemas.microsoft.com/office/word/2012/wordml" xmlns:w16cex="http://schemas.microsoft.com/office/word/2018/wordml/cex" xmlns:w16cid="http://schemas.microsoft.com/office/word/2016/wordml/cid" xmlns:w16="http://schemas.microsoft.com/office/word/2018/wordml" xmlns:w16du="http://schemas.microsoft.com/office/word/2023/wordml/word16du" xmlns:w16sdtdh="http://schemas.microsoft.com/office/word/2020/wordml/sdtdatahash" xmlns:w16sdtfl="http://schemas.microsoft.com/office/word/2024/wordml/sdtformatlock" xmlns:w16se="http://schemas.microsoft.com/office/word/2015/wordml/symex" xmlns:wpg="http://schemas.microsoft.com/office/word/2010/wordprocessingGroup" xmlns:wpi="http://schemas.microsoft.com/office/word/2010/wordprocessingInk" xmlns:wne="http://schemas.microsoft.com/office/word/2006/wordml" xmlns:wps="http://schemas.microsoft.com/office/word/2010/wordprocessingShape" mc:Ignorable="w14 w15 w16se w16cid w16 w16cex w16sdtdh w16sdtfl w16du wp14">
+  <w:endnote w:type="separator" w:id="-1">
+    <w:p>
+      <w:pPr>
+        <w:spacing w:after="0" w:line="240" w:lineRule="auto"/>
+      </w:pPr>
+      <w:r>
+        <w:separator/>
+      </w:r>
+    </w:p>
+  </w:endnote>
+  <w:endnote w:type="continuationSeparator" w:id="0">
+    <w:p>
+      <w:pPr>
+        <w:spacing w:after="0" w:line="240" w:lineRule="auto"/>
+      </w:pPr>
+      <w:r>
+        <w:continuationSeparator/>
+      </w:r>
+    </w:p>
+  </w:endnote>
+</w:endnotes>
+</file>
+
+<file path=word/footer1.xml><?xml version="1.0" encoding="utf-8"?>
+<w:ftr xmlns:wpc="http://schemas.microsoft.com/office/word/2010/wordprocessingCanvas" xmlns:cx="http://schemas.microsoft.com/office/drawing/2014/chartex" xmlns:cx1="http://schemas.microsoft.com/office/drawing/2015/9/8/chartex" xmlns:cx2="http://schemas.microsoft.com/office/drawing/2015/10/21/chartex" xmlns:cx3="http://schemas.microsoft.com/office/drawing/2016/5/9/chartex" xmlns:cx4="http://schemas.microsoft.com/office/drawing/2016/5/10/chartex" xmlns:cx5="http://schemas.microsoft.com/office/drawing/2016/5/11/chartex" xmlns:cx6="http://schemas.microsoft.com/office/drawing/2016/5/12/chartex" xmlns:cx7="http://schemas.microsoft.com/office/drawing/2016/5/13/chartex" xmlns:cx8="http://schemas.microsoft.com/office/drawing/2016/5/14/chartex" xmlns:mc="http://schemas.openxmlformats.org/markup-compatibility/2006" xmlns:aink="http://schemas.microsoft.com/office/drawing/2016/ink" xmlns:am3d="http://schemas.microsoft.com/office/drawing/2017/model3d" xmlns:o="urn:schemas-microsoft-com:office:office" xmlns:oel="http://schemas.microsoft.com/office/2019/extlst" xmlns:r="http://schemas.openxmlformats.org/officeDocument/2006/relationships" xmlns:m="http://schemas.openxmlformats.org/officeDocument/2006/math" xmlns:v="urn:schemas-microsoft-com:vml" xmlns:wp14="http://schemas.microsoft.com/office/word/2010/wordprocessingDrawing" xmlns:wp="http://schemas.openxmlformats.org/drawingml/2006/wordprocessingDrawing" xmlns:w10="urn:schemas-microsoft-com:office:word" xmlns:w="http://schemas.openxmlformats.org/wordprocessingml/2006/main" xmlns:w14="http://schemas.microsoft.com/office/word/2010/wordml" xmlns:w15="http://schemas.microsoft.com/office/word/2012/wordml" xmlns:w16cex="http://schemas.microsoft.com/office/word/2018/wordml/cex" xmlns:w16cid="http://schemas.microsoft.com/office/word/2016/wordml/cid" xmlns:w16="http://schemas.microsoft.com/office/word/2018/wordml" xmlns:w16du="http://schemas.microsoft.com/office/word/2023/wordml/word16du" xmlns:w16sdtdh="http://schemas.microsoft.com/office/word/2020/wordml/sdtdatahash" xmlns:w16sdtfl="http://schemas.microsoft.com/office/word/2024/wordml/sdtformatlock" xmlns:w16se="http://schemas.microsoft.com/office/word/2015/wordml/symex" xmlns:wpg="http://schemas.microsoft.com/office/word/2010/wordprocessingGroup" xmlns:wpi="http://schemas.microsoft.com/office/word/2010/wordprocessingInk" xmlns:wne="http://schemas.microsoft.com/office/word/2006/wordml" xmlns:wps="http://schemas.microsoft.com/office/word/2010/wordprocessingShape" mc:Ignorable="w14 w15 w16se w16cid w16 w16cex w16sdtdh w16sdtfl w16du wp14">
+  <w:p>
+    <w:pPr>
+      <w:ind w:firstLine="708"/>
+      <w:rPr>
+        <w:b/>
+        <w:bCs/>
+      </w:rPr>
+    </w:pPr>
+    <w:r>
+      <w:rPr>
+        <w:b/>
+        <w:bCs/>
+      </w:rPr>
+      <w:t>TESLİM EDEN(PİMAKS)</w:t>
+    </w:r>
+    <w:r>
+      <w:rPr>
+        <w:b/>
+        <w:bCs/>
+      </w:rPr>
+      <w:tab/>
+    </w:r>
+    <w:r>
+      <w:rPr>
+        <w:b/>
+        <w:bCs/>
+      </w:rPr>
+      <w:tab/>
+    </w:r>
+    <w:r>
+      <w:rPr>
+        <w:b/>
+        <w:bCs/>
+      </w:rPr>
+      <w:tab/>
+    </w:r>
+    <w:r>
+      <w:rPr>
+        <w:b/>
+        <w:bCs/>
+      </w:rPr>
+      <w:tab/>
+    </w:r>
+    <w:r>
+      <w:rPr>
+        <w:b/>
+        <w:bCs/>
+      </w:rPr>
+      <w:tab/>
+      <w:t>TESLİM ALAN(KİRACI)</w:t>
+    </w:r>
+  </w:p>
+  <w:p>
+    <w:pPr>
+      <w:ind w:firstLine="708"/>
+    </w:pPr>
+    <w:r>
+      <w:t>İmza/Tarih/Kaşe</w:t>
+    </w:r>
+    <w:r>
+      <w:tab/>
+    </w:r>
+    <w:r>
+      <w:tab/>
+    </w:r>
+    <w:r>
+      <w:tab/>
+    </w:r>
+    <w:r>
+      <w:tab/>
+    </w:r>
+    <w:r>
+      <w:tab/>
+    </w:r>
+    <w:r>
+      <w:tab/>
+      <w:t>İmza/Tarih/Kaşe</w:t>
+    </w:r>
+  </w:p>
+  <w:p>
+    <w:pPr>
+      <w:pStyle w:val="AltBilgi"/>
+    </w:pPr>
+  </w:p>
+</w:ftr>
+</file>
+
+<file path=word/footnotes.xml><?xml version="1.0" encoding="utf-8"?>
+<w:footnotes xmlns:wpc="http://schemas.microsoft.com/office/word/2010/wordprocessingCanvas" xmlns:cx="http://schemas.microsoft.com/office/drawing/2014/chartex" xmlns:cx1="http://schemas.microsoft.com/office/drawing/2015/9/8/chartex" xmlns:cx2="http://schemas.microsoft.com/office/drawing/2015/10/21/chartex" xmlns:cx3="http://schemas.microsoft.com/office/drawing/2016/5/9/chartex" xmlns:cx4="http://schemas.microsoft.com/office/drawing/2016/5/10/chartex" xmlns:cx5="http://schemas.microsoft.com/office/drawing/2016/5/11/chartex" xmlns:cx6="http://schemas.microsoft.com/office/drawing/2016/5/12/chartex" xmlns:cx7="http://schemas.microsoft.com/office/drawing/2016/5/13/chartex" xmlns:cx8="http://schemas.microsoft.com/office/drawing/2016/5/14/chartex" xmlns:mc="http://schemas.openxmlformats.org/markup-compatibility/2006" xmlns:aink="http://schemas.microsoft.com/office/drawing/2016/ink" xmlns:am3d="http://schemas.microsoft.com/office/drawing/2017/model3d" xmlns:o="urn:schemas-microsoft-com:office:office" xmlns:oel="http://schemas.microsoft.com/office/2019/extlst" xmlns:r="http://schemas.openxmlformats.org/officeDocument/2006/relationships" xmlns:m="http://schemas.openxmlformats.org/officeDocument/2006/math" xmlns:v="urn:schemas-microsoft-com:vml" xmlns:wp14="http://schemas.microsoft.com/office/word/2010/wordprocessingDrawing" xmlns:wp="http://schemas.openxmlformats.org/drawingml/2006/wordprocessingDrawing" xmlns:w10="urn:schemas-microsoft-com:office:word" xmlns:w="http://schemas.openxmlformats.org/wordprocessingml/2006/main" xmlns:w14="http://schemas.microsoft.com/office/word/2010/wordml" xmlns:w15="http://schemas.microsoft.com/office/word/2012/wordml" xmlns:w16cex="http://schemas.microsoft.com/office/word/2018/wordml/cex" xmlns:w16cid="http://schemas.microsoft.com/office/word/2016/wordml/cid" xmlns:w16="http://schemas.microsoft.com/office/word/2018/wordml" xmlns:w16du="http://schemas.microsoft.com/office/word/2023/wordml/word16du" xmlns:w16sdtdh="http://schemas.microsoft.com/office/word/2020/wordml/sdtdatahash" xmlns:w16sdtfl="http://schemas.microsoft.com/office/word/2024/wordml/sdtformatlock" xmlns:w16se="http://schemas.microsoft.com/office/word/2015/wordml/symex" xmlns:wpg="http://schemas.microsoft.com/office/word/2010/wordprocessingGroup" xmlns:wpi="http://schemas.microsoft.com/office/word/2010/wordprocessingInk" xmlns:wne="http://schemas.microsoft.com/office/word/2006/wordml" xmlns:wps="http://schemas.microsoft.com/office/word/2010/wordprocessingShape" mc:Ignorable="w14 w15 w16se w16cid w16 w16cex w16sdtdh w16sdtfl w16du wp14">
+  <w:footnote w:type="separator" w:id="-1">
+    <w:p>
+      <w:pPr>
+        <w:spacing w:after="0" w:line="240" w:lineRule="auto"/>
+      </w:pPr>
+      <w:r>
+        <w:separator/>
+      </w:r>
+    </w:p>
+  </w:footnote>
+  <w:footnote w:type="continuationSeparator" w:id="0">
+    <w:p>
+      <w:pPr>
+        <w:spacing w:after="0" w:line="240" w:lineRule="auto"/>
+      </w:pPr>
+      <w:r>
+        <w:continuationSeparator/>
+      </w:r>
+    </w:p>
+  </w:footnote>
+</w:footnotes>
+</file>
+
+<file path=word/header1.xml><?xml version="1.0" encoding="utf-8"?>
+<w:hdr xmlns:wpc="http://schemas.microsoft.com/office/word/2010/wordprocessingCanvas" xmlns:cx="http://schemas.microsoft.com/office/drawing/2014/chartex" xmlns:cx1="http://schemas.microsoft.com/office/drawing/2015/9/8/chartex" xmlns:cx2="http://schemas.microsoft.com/office/drawing/2015/10/21/chartex" xmlns:cx3="http://schemas.microsoft.com/office/drawing/2016/5/9/chartex" xmlns:cx4="http://schemas.microsoft.com/office/drawing/2016/5/10/chartex" xmlns:cx5="http://schemas.microsoft.com/office/drawing/2016/5/11/chartex" xmlns:cx6="http://schemas.microsoft.com/office/drawing/2016/5/12/chartex" xmlns:cx7="http://schemas.microsoft.com/office/drawing/2016/5/13/chartex" xmlns:cx8="http://schemas.microsoft.com/office/drawing/2016/5/14/chartex" xmlns:mc="http://schemas.openxmlformats.org/markup-compatibility/2006" xmlns:aink="http://schemas.microsoft.com/office/drawing/2016/ink" xmlns:am3d="http://schemas.microsoft.com/office/drawing/2017/model3d" xmlns:o="urn:schemas-microsoft-com:office:office" xmlns:oel="http://schemas.microsoft.com/office/2019/extlst" xmlns:r="http://schemas.openxmlformats.org/officeDocument/2006/relationships" xmlns:m="http://schemas.openxmlformats.org/officeDocument/2006/math" xmlns:v="urn:schemas-microsoft-com:vml" xmlns:wp14="http://schemas.microsoft.com/office/word/2010/wordprocessingDrawing" xmlns:wp="http://schemas.openxmlformats.org/drawingml/2006/wordprocessingDrawing" xmlns:w10="urn:schemas-microsoft-com:office:word" xmlns:w="http://schemas.openxmlformats.org/wordprocessingml/2006/main" xmlns:w14="http://schemas.microsoft.com/office/word/2010/wordml" xmlns:w15="http://schemas.microsoft.com/office/word/2012/wordml" xmlns:w16cex="http://schemas.microsoft.com/office/word/2018/wordml/cex" xmlns:w16cid="http://schemas.microsoft.com/office/word/2016/wordml/cid" xmlns:w16="http://schemas.microsoft.com/office/word/2018/wordml" xmlns:w16du="http://schemas.microsoft.com/office/word/2023/wordml/word16du" xmlns:w16sdtdh="http://schemas.microsoft.com/office/word/2020/wordml/sdtdatahash" xmlns:w16sdtfl="http://schemas.microsoft.com/office/word/2024/wordml/sdtformatlock" xmlns:w16se="http://schemas.microsoft.com/office/word/2015/wordml/symex" xmlns:wpg="http://schemas.microsoft.com/office/word/2010/wordprocessingGroup" xmlns:wpi="http://schemas.microsoft.com/office/word/2010/wordprocessingInk" xmlns:wne="http://schemas.microsoft.com/office/word/2006/wordml" xmlns:wps="http://schemas.microsoft.com/office/word/2010/wordprocessingShape" mc:Ignorable="w14 w15 w16se w16cid w16 w16cex w16sdtdh w16sdtfl w16du wp14">
+  <w:p>
+    <w:pPr>
+      <w:jc w:val="center"/>
+      <w:rPr>
+        <w:b/>
+        <w:bCs/>
+        <w:sz w:val="28"/>
+        <w:szCs w:val="28"/>
+      </w:rPr>
+    </w:pPr>
+    <w:r>
+      <w:rPr>
+        <w:b/>
+        <w:bCs/>
+        <w:sz w:val="28"/>
+        <w:szCs w:val="28"/>
+      </w:rPr>
+      <w:t>PİMAKS İŞ MAKİNALARI TESLİM-TESELLÜM TUTANAĞI (EK-1)</w:t>
+    </w:r>
+  </w:p>
+  <w:p>
+    <w:pPr>
+      <w:pStyle w:val="stBilgi"/>
+    </w:pPr>
+  </w:p>
+</w:hdr>
 </file>
 
 <file path=word/numbering.xml><?xml version="1.0" encoding="utf-8"?>
@@ -2606,6 +2096,50 @@
       <w:spacing w:val="5"/>
     </w:rPr>
   </w:style>
+  <w:style w:type="paragraph" w:styleId="stBilgi">
+    <w:name w:val="header"/>
+    <w:basedOn w:val="Normal"/>
+    <w:link w:val="stBilgiChar"/>
+    <w:uiPriority w:val="99"/>
+    <w:unhideWhenUsed/>
+    <w:rsid w:val="0020681E"/>
+    <w:pPr>
+      <w:tabs>
+        <w:tab w:val="center" w:pos="4536"/>
+        <w:tab w:val="right" w:pos="9072"/>
+      </w:tabs>
+      <w:spacing w:after="0" w:line="240" w:lineRule="auto"/>
+    </w:pPr>
+  </w:style>
+  <w:style w:type="character" w:customStyle="1" w:styleId="stBilgiChar">
+    <w:name w:val="Üst Bilgi Char"/>
+    <w:basedOn w:val="VarsaylanParagrafYazTipi"/>
+    <w:link w:val="stBilgi"/>
+    <w:uiPriority w:val="99"/>
+    <w:rsid w:val="0020681E"/>
+  </w:style>
+  <w:style w:type="paragraph" w:styleId="AltBilgi">
+    <w:name w:val="footer"/>
+    <w:basedOn w:val="Normal"/>
+    <w:link w:val="AltBilgiChar"/>
+    <w:uiPriority w:val="99"/>
+    <w:unhideWhenUsed/>
+    <w:rsid w:val="0020681E"/>
+    <w:pPr>
+      <w:tabs>
+        <w:tab w:val="center" w:pos="4536"/>
+        <w:tab w:val="right" w:pos="9072"/>
+      </w:tabs>
+      <w:spacing w:after="0" w:line="240" w:lineRule="auto"/>
+    </w:pPr>
+  </w:style>
+  <w:style w:type="character" w:customStyle="1" w:styleId="AltBilgiChar">
+    <w:name w:val="Alt Bilgi Char"/>
+    <w:basedOn w:val="VarsaylanParagrafYazTipi"/>
+    <w:link w:val="AltBilgi"/>
+    <w:uiPriority w:val="99"/>
+    <w:rsid w:val="0020681E"/>
+  </w:style>
 </w:styles>
 </file>
 
